--- a/assets/pdf/noah_hamblen_portfolio_resume2.docx
+++ b/assets/pdf/noah_hamblen_portfolio_resume2.docx
@@ -12,28 +12,8 @@
           <w:rFonts w:ascii="Garamond" w:hAnsi="Garamond"/>
           <w:b/>
           <w:color w:val="auto"/>
-          <w:sz w:val="72"/>
-          <w:szCs w:val="44"/>
-        </w:rPr>
-      </w:pPr>
-      <w:r>
-        <w:rPr>
-          <w:rFonts w:ascii="Garamond" w:hAnsi="Garamond"/>
-          <w:b/>
-          <w:color w:val="auto"/>
-          <w:sz w:val="72"/>
-          <w:szCs w:val="44"/>
-        </w:rPr>
-        <w:t>Noah Hamblen</w:t>
-      </w:r>
-    </w:p>
-    <w:p>
-      <w:pPr>
-        <w:pStyle w:val="Default"/>
-        <w:rPr>
-          <w:rFonts w:ascii="Garamond" w:hAnsi="Garamond"/>
-          <w:color w:val="auto"/>
-          <w:szCs w:val="32"/>
+          <w:sz w:val="22"/>
+          <w:szCs w:val="22"/>
         </w:rPr>
       </w:pPr>
     </w:p>
@@ -45,6 +25,43 @@
         </w:pBdr>
         <w:rPr>
           <w:rFonts w:ascii="Garamond" w:hAnsi="Garamond"/>
+          <w:b/>
+          <w:color w:val="auto"/>
+          <w:sz w:val="60"/>
+          <w:szCs w:val="60"/>
+        </w:rPr>
+      </w:pPr>
+      <w:r>
+        <w:rPr>
+          <w:rFonts w:ascii="Garamond" w:hAnsi="Garamond"/>
+          <w:b/>
+          <w:color w:val="auto"/>
+          <w:sz w:val="60"/>
+          <w:szCs w:val="60"/>
+        </w:rPr>
+        <w:t>Noah Hamblen</w:t>
+      </w:r>
+    </w:p>
+    <w:p>
+      <w:pPr>
+        <w:pStyle w:val="Default"/>
+        <w:rPr>
+          <w:rFonts w:ascii="Garamond" w:hAnsi="Garamond"/>
+          <w:color w:val="auto"/>
+          <w:szCs w:val="32"/>
+        </w:rPr>
+      </w:pPr>
+    </w:p>
+    <w:p>
+      <w:pPr>
+        <w:pStyle w:val="Default"/>
+        <w:pBdr>
+          <w:bottom w:val="single" w:sz="6" w:space="1" w:color="auto"/>
+        </w:pBdr>
+        <w:rPr>
+          <w:rFonts w:ascii="Garamond" w:hAnsi="Garamond"/>
+          <w:sz w:val="22"/>
+          <w:szCs w:val="22"/>
         </w:rPr>
       </w:pPr>
       <w:hyperlink r:id="rId8" w:history="1">
@@ -52,8 +69,8 @@
           <w:rPr>
             <w:rStyle w:val="Hyperlink"/>
             <w:rFonts w:ascii="Garamond" w:hAnsi="Garamond"/>
-            <w:sz w:val="28"/>
-            <w:szCs w:val="28"/>
+            <w:sz w:val="22"/>
+            <w:szCs w:val="22"/>
           </w:rPr>
           <w:t>Nhamblen21@gmail.com</w:t>
         </w:r>
@@ -61,21 +78,24 @@
       <w:r>
         <w:rPr>
           <w:rFonts w:ascii="Garamond" w:hAnsi="Garamond"/>
+          <w:sz w:val="22"/>
+          <w:szCs w:val="22"/>
         </w:rPr>
         <w:t xml:space="preserve"> </w:t>
       </w:r>
       <w:r>
         <w:rPr>
           <w:rFonts w:ascii="Segoe UI Symbol" w:hAnsi="Segoe UI Symbol" w:cs="Segoe UI Symbol"/>
+          <w:sz w:val="22"/>
+          <w:szCs w:val="22"/>
         </w:rPr>
         <w:t>★</w:t>
       </w:r>
       <w:r>
         <w:rPr>
-          <w:rFonts w:ascii="Garamond" w:hAnsi="Garamond"/>
-          <w:color w:val="auto"/>
-          <w:sz w:val="28"/>
-          <w:szCs w:val="28"/>
+          <w:rFonts w:ascii="Segoe UI Symbol" w:hAnsi="Segoe UI Symbol" w:cs="Segoe UI Symbol"/>
+          <w:sz w:val="22"/>
+          <w:szCs w:val="22"/>
         </w:rPr>
         <w:t xml:space="preserve"> </w:t>
       </w:r>
@@ -83,43 +103,25 @@
         <w:rPr>
           <w:rFonts w:ascii="Garamond" w:hAnsi="Garamond"/>
           <w:color w:val="auto"/>
-          <w:sz w:val="28"/>
-          <w:szCs w:val="28"/>
-        </w:rPr>
-        <w:t>Omaha</w:t>
-      </w:r>
-      <w:r>
-        <w:rPr>
-          <w:rFonts w:ascii="Garamond" w:hAnsi="Garamond"/>
-          <w:color w:val="auto"/>
-          <w:sz w:val="28"/>
-          <w:szCs w:val="28"/>
-        </w:rPr>
-        <w:t xml:space="preserve">, </w:t>
-      </w:r>
-      <w:r>
-        <w:rPr>
-          <w:rFonts w:ascii="Garamond" w:hAnsi="Garamond"/>
-          <w:color w:val="auto"/>
-          <w:sz w:val="28"/>
-          <w:szCs w:val="28"/>
-        </w:rPr>
-        <w:t xml:space="preserve">NE </w:t>
+          <w:sz w:val="22"/>
+          <w:szCs w:val="22"/>
+        </w:rPr>
+        <w:t xml:space="preserve">Omaha, NE </w:t>
       </w:r>
       <w:r>
         <w:rPr>
           <w:rFonts w:ascii="Segoe UI Symbol" w:hAnsi="Segoe UI Symbol" w:cs="Segoe UI Symbol"/>
           <w:color w:val="auto"/>
-          <w:sz w:val="28"/>
-          <w:szCs w:val="28"/>
+          <w:sz w:val="22"/>
+          <w:szCs w:val="22"/>
         </w:rPr>
         <w:t>★</w:t>
       </w:r>
       <w:r>
         <w:rPr>
           <w:rFonts w:ascii="Garamond" w:hAnsi="Garamond"/>
-          <w:sz w:val="28"/>
-          <w:szCs w:val="28"/>
+          <w:sz w:val="22"/>
+          <w:szCs w:val="22"/>
         </w:rPr>
         <w:t xml:space="preserve"> </w:t>
       </w:r>
@@ -127,8 +129,8 @@
         <w:rPr>
           <w:rFonts w:ascii="Garamond" w:hAnsi="Garamond"/>
           <w:color w:val="auto"/>
-          <w:sz w:val="28"/>
-          <w:szCs w:val="28"/>
+          <w:sz w:val="22"/>
+          <w:szCs w:val="22"/>
         </w:rPr>
         <w:t xml:space="preserve">Portfolio: </w:t>
       </w:r>
@@ -137,8 +139,8 @@
           <w:rPr>
             <w:rStyle w:val="Hyperlink"/>
             <w:rFonts w:ascii="Garamond" w:hAnsi="Garamond"/>
-            <w:sz w:val="28"/>
-            <w:szCs w:val="28"/>
+            <w:sz w:val="22"/>
+            <w:szCs w:val="22"/>
           </w:rPr>
           <w:t>noahhamblen.com</w:t>
         </w:r>
@@ -146,16 +148,16 @@
       <w:r>
         <w:rPr>
           <w:rFonts w:ascii="Garamond" w:hAnsi="Garamond"/>
-          <w:sz w:val="28"/>
-          <w:szCs w:val="28"/>
+          <w:sz w:val="22"/>
+          <w:szCs w:val="22"/>
         </w:rPr>
         <w:t xml:space="preserve"> </w:t>
       </w:r>
       <w:r>
         <w:rPr>
           <w:rFonts w:ascii="Segoe UI Symbol" w:hAnsi="Segoe UI Symbol" w:cs="Segoe UI Symbol"/>
-          <w:sz w:val="28"/>
-          <w:szCs w:val="28"/>
+          <w:sz w:val="22"/>
+          <w:szCs w:val="22"/>
         </w:rPr>
         <w:t>★</w:t>
       </w:r>
@@ -164,44 +166,26 @@
           <w:rFonts w:ascii="Garamond" w:hAnsi="Garamond"/>
           <w:b/>
           <w:color w:val="auto"/>
-          <w:sz w:val="72"/>
-          <w:szCs w:val="44"/>
+          <w:sz w:val="22"/>
+          <w:szCs w:val="22"/>
         </w:rPr>
         <w:t xml:space="preserve"> </w:t>
       </w:r>
       <w:r>
         <w:rPr>
           <w:rFonts w:ascii="Garamond" w:hAnsi="Garamond"/>
-          <w:b/>
-          <w:color w:val="auto"/>
-          <w:sz w:val="72"/>
-          <w:szCs w:val="44"/>
-        </w:rPr>
-        <w:t xml:space="preserve">        </w:t>
-      </w:r>
-      <w:r>
-        <w:rPr>
-          <w:rFonts w:ascii="Garamond" w:hAnsi="Garamond"/>
-          <w:sz w:val="28"/>
-          <w:szCs w:val="28"/>
-        </w:rPr>
-        <w:t>LinkedIn</w:t>
-      </w:r>
-      <w:r>
-        <w:rPr>
-          <w:rFonts w:ascii="Garamond" w:hAnsi="Garamond"/>
-          <w:sz w:val="28"/>
-          <w:szCs w:val="28"/>
-        </w:rPr>
-        <w:t xml:space="preserve">: </w:t>
+          <w:sz w:val="22"/>
+          <w:szCs w:val="22"/>
+        </w:rPr>
+        <w:t xml:space="preserve">LinkedIn: </w:t>
       </w:r>
       <w:hyperlink r:id="rId10" w:history="1">
         <w:r>
           <w:rPr>
             <w:rStyle w:val="Hyperlink"/>
             <w:rFonts w:ascii="Garamond" w:hAnsi="Garamond"/>
-            <w:sz w:val="28"/>
-            <w:szCs w:val="28"/>
+            <w:sz w:val="22"/>
+            <w:szCs w:val="22"/>
           </w:rPr>
           <w:t>linkedin.com/in/</w:t>
         </w:r>
@@ -210,8 +194,8 @@
           <w:rPr>
             <w:rStyle w:val="Hyperlink"/>
             <w:rFonts w:ascii="Garamond" w:hAnsi="Garamond"/>
-            <w:sz w:val="28"/>
-            <w:szCs w:val="28"/>
+            <w:sz w:val="22"/>
+            <w:szCs w:val="22"/>
           </w:rPr>
           <w:t>noahhamblen</w:t>
         </w:r>
@@ -220,16 +204,16 @@
       <w:r>
         <w:rPr>
           <w:rFonts w:ascii="Garamond" w:hAnsi="Garamond"/>
-          <w:sz w:val="28"/>
-          <w:szCs w:val="28"/>
+          <w:sz w:val="22"/>
+          <w:szCs w:val="22"/>
         </w:rPr>
         <w:t xml:space="preserve"> </w:t>
       </w:r>
       <w:r>
         <w:rPr>
           <w:rFonts w:ascii="Segoe UI Symbol" w:hAnsi="Segoe UI Symbol" w:cs="Segoe UI Symbol"/>
-          <w:sz w:val="28"/>
-          <w:szCs w:val="28"/>
+          <w:sz w:val="22"/>
+          <w:szCs w:val="22"/>
         </w:rPr>
         <w:t>★</w:t>
       </w:r>
@@ -237,34 +221,26 @@
         <w:rPr>
           <w:rFonts w:ascii="Garamond" w:hAnsi="Garamond"/>
           <w:color w:val="auto"/>
-          <w:sz w:val="28"/>
-          <w:szCs w:val="28"/>
+          <w:sz w:val="22"/>
+          <w:szCs w:val="22"/>
         </w:rPr>
         <w:t xml:space="preserve"> </w:t>
       </w:r>
       <w:r>
         <w:rPr>
           <w:rFonts w:ascii="Garamond" w:hAnsi="Garamond"/>
-          <w:sz w:val="28"/>
-          <w:szCs w:val="28"/>
-        </w:rPr>
-        <w:t>GitHub</w:t>
-      </w:r>
-      <w:r>
-        <w:rPr>
-          <w:rFonts w:ascii="Garamond" w:hAnsi="Garamond"/>
-          <w:sz w:val="28"/>
-          <w:szCs w:val="28"/>
-        </w:rPr>
-        <w:t xml:space="preserve">: </w:t>
+          <w:sz w:val="22"/>
+          <w:szCs w:val="22"/>
+        </w:rPr>
+        <w:t xml:space="preserve">GitHub: </w:t>
       </w:r>
       <w:hyperlink r:id="rId11" w:history="1">
         <w:r>
           <w:rPr>
             <w:rStyle w:val="Hyperlink"/>
             <w:rFonts w:ascii="Garamond" w:hAnsi="Garamond"/>
-            <w:sz w:val="28"/>
-            <w:szCs w:val="28"/>
+            <w:sz w:val="22"/>
+            <w:szCs w:val="22"/>
           </w:rPr>
           <w:t>github.com/</w:t>
         </w:r>
@@ -273,19 +249,10 @@
           <w:rPr>
             <w:rStyle w:val="Hyperlink"/>
             <w:rFonts w:ascii="Garamond" w:hAnsi="Garamond"/>
-            <w:sz w:val="28"/>
-            <w:szCs w:val="28"/>
+            <w:sz w:val="22"/>
+            <w:szCs w:val="22"/>
           </w:rPr>
-          <w:t>n</w:t>
-        </w:r>
-        <w:r>
-          <w:rPr>
-            <w:rStyle w:val="Hyperlink"/>
-            <w:rFonts w:ascii="Garamond" w:hAnsi="Garamond"/>
-            <w:sz w:val="28"/>
-            <w:szCs w:val="28"/>
-          </w:rPr>
-          <w:t>hamblen</w:t>
+          <w:t>nhamblen</w:t>
         </w:r>
         <w:proofErr w:type="spellEnd"/>
       </w:hyperlink>
@@ -298,6 +265,8 @@
         </w:pBdr>
         <w:rPr>
           <w:rFonts w:ascii="Garamond" w:hAnsi="Garamond"/>
+          <w:sz w:val="22"/>
+          <w:szCs w:val="22"/>
         </w:rPr>
       </w:pPr>
     </w:p>
@@ -309,6 +278,8 @@
         </w:pBdr>
         <w:rPr>
           <w:rFonts w:ascii="Garamond" w:hAnsi="Garamond"/>
+          <w:sz w:val="22"/>
+          <w:szCs w:val="22"/>
         </w:rPr>
       </w:pPr>
     </w:p>
@@ -323,18 +294,18 @@
           <w:b/>
           <w:bCs/>
           <w:color w:val="auto"/>
-          <w:sz w:val="36"/>
-          <w:szCs w:val="36"/>
-        </w:rPr>
-      </w:pPr>
-      <w:r>
-        <w:rPr>
-          <w:rFonts w:ascii="Garamond" w:hAnsi="Garamond"/>
-          <w:b/>
-          <w:bCs/>
-          <w:color w:val="auto"/>
-          <w:sz w:val="36"/>
-          <w:szCs w:val="36"/>
+          <w:sz w:val="28"/>
+          <w:szCs w:val="28"/>
+        </w:rPr>
+      </w:pPr>
+      <w:r>
+        <w:rPr>
+          <w:rFonts w:ascii="Garamond" w:hAnsi="Garamond"/>
+          <w:b/>
+          <w:bCs/>
+          <w:color w:val="auto"/>
+          <w:sz w:val="28"/>
+          <w:szCs w:val="28"/>
         </w:rPr>
         <w:t>WORK EXPERIENCE</w:t>
       </w:r>
@@ -361,6 +332,8 @@
           <w:b/>
           <w:bCs/>
           <w:color w:val="auto"/>
+          <w:sz w:val="22"/>
+          <w:szCs w:val="22"/>
         </w:rPr>
       </w:pPr>
     </w:p>
@@ -372,18 +345,18 @@
           <w:b/>
           <w:bCs/>
           <w:color w:val="auto"/>
-          <w:sz w:val="28"/>
-          <w:szCs w:val="28"/>
-        </w:rPr>
-      </w:pPr>
-      <w:r>
-        <w:rPr>
-          <w:rFonts w:ascii="Garamond" w:hAnsi="Garamond"/>
-          <w:b/>
-          <w:bCs/>
-          <w:color w:val="auto"/>
-          <w:sz w:val="28"/>
-          <w:szCs w:val="28"/>
+          <w:sz w:val="22"/>
+          <w:szCs w:val="22"/>
+        </w:rPr>
+      </w:pPr>
+      <w:r>
+        <w:rPr>
+          <w:rFonts w:ascii="Garamond" w:hAnsi="Garamond"/>
+          <w:b/>
+          <w:bCs/>
+          <w:color w:val="auto"/>
+          <w:sz w:val="22"/>
+          <w:szCs w:val="22"/>
         </w:rPr>
         <w:t>GYB (Grow Your Business)</w:t>
       </w:r>
@@ -393,8 +366,8 @@
           <w:b/>
           <w:bCs/>
           <w:color w:val="auto"/>
-          <w:sz w:val="28"/>
-          <w:szCs w:val="28"/>
+          <w:sz w:val="22"/>
+          <w:szCs w:val="22"/>
         </w:rPr>
         <w:tab/>
       </w:r>
@@ -404,8 +377,8 @@
           <w:b/>
           <w:bCs/>
           <w:color w:val="auto"/>
-          <w:sz w:val="28"/>
-          <w:szCs w:val="28"/>
+          <w:sz w:val="22"/>
+          <w:szCs w:val="22"/>
         </w:rPr>
         <w:tab/>
       </w:r>
@@ -415,8 +388,8 @@
           <w:b/>
           <w:bCs/>
           <w:color w:val="auto"/>
-          <w:sz w:val="28"/>
-          <w:szCs w:val="28"/>
+          <w:sz w:val="22"/>
+          <w:szCs w:val="22"/>
         </w:rPr>
         <w:tab/>
       </w:r>
@@ -426,32 +399,33 @@
           <w:b/>
           <w:bCs/>
           <w:color w:val="auto"/>
-          <w:sz w:val="28"/>
-          <w:szCs w:val="28"/>
+          <w:sz w:val="22"/>
+          <w:szCs w:val="22"/>
         </w:rPr>
         <w:tab/>
-      </w:r>
-      <w:r>
-        <w:rPr>
-          <w:rFonts w:ascii="Garamond" w:hAnsi="Garamond"/>
-          <w:b/>
-          <w:bCs/>
-          <w:color w:val="auto"/>
-          <w:sz w:val="28"/>
-          <w:szCs w:val="28"/>
-        </w:rPr>
-        <w:t xml:space="preserve">            </w:t>
-      </w:r>
-      <w:r>
-        <w:rPr>
-          <w:rFonts w:ascii="Garamond" w:hAnsi="Garamond"/>
-          <w:b/>
-          <w:bCs/>
-          <w:color w:val="auto"/>
-          <w:sz w:val="28"/>
-          <w:szCs w:val="28"/>
-        </w:rPr>
-        <w:t xml:space="preserve">      December 2024 – February 2025</w:t>
+        <w:t xml:space="preserve">                  </w:t>
+      </w:r>
+      <w:r>
+        <w:rPr>
+          <w:rFonts w:ascii="Garamond" w:hAnsi="Garamond"/>
+          <w:b/>
+          <w:bCs/>
+          <w:color w:val="auto"/>
+          <w:sz w:val="22"/>
+          <w:szCs w:val="22"/>
+        </w:rPr>
+        <w:t xml:space="preserve">                                </w:t>
+      </w:r>
+      <w:r>
+        <w:rPr>
+          <w:rFonts w:ascii="Garamond" w:hAnsi="Garamond"/>
+          <w:b/>
+          <w:bCs/>
+          <w:color w:val="auto"/>
+          <w:sz w:val="22"/>
+          <w:szCs w:val="22"/>
+        </w:rPr>
+        <w:t>December 2024 – February 2025</w:t>
       </w:r>
     </w:p>
     <w:p>
@@ -462,8 +436,8 @@
           <w:bCs/>
           <w:i/>
           <w:color w:val="auto"/>
-          <w:sz w:val="28"/>
-          <w:szCs w:val="28"/>
+          <w:sz w:val="22"/>
+          <w:szCs w:val="22"/>
         </w:rPr>
       </w:pPr>
       <w:r>
@@ -472,8 +446,8 @@
           <w:bCs/>
           <w:i/>
           <w:color w:val="auto"/>
-          <w:sz w:val="28"/>
-          <w:szCs w:val="28"/>
+          <w:sz w:val="22"/>
+          <w:szCs w:val="22"/>
         </w:rPr>
         <w:t>Web Design Intern</w:t>
       </w:r>
@@ -483,8 +457,8 @@
           <w:bCs/>
           <w:i/>
           <w:color w:val="auto"/>
-          <w:sz w:val="28"/>
-          <w:szCs w:val="28"/>
+          <w:sz w:val="22"/>
+          <w:szCs w:val="22"/>
         </w:rPr>
         <w:tab/>
       </w:r>
@@ -493,8 +467,8 @@
           <w:rFonts w:ascii="Garamond" w:hAnsi="Garamond"/>
           <w:bCs/>
           <w:i/>
-          <w:sz w:val="28"/>
-          <w:szCs w:val="28"/>
+          <w:sz w:val="22"/>
+          <w:szCs w:val="22"/>
         </w:rPr>
         <w:tab/>
       </w:r>
@@ -503,8 +477,8 @@
           <w:rFonts w:ascii="Garamond" w:hAnsi="Garamond"/>
           <w:bCs/>
           <w:i/>
-          <w:sz w:val="28"/>
-          <w:szCs w:val="28"/>
+          <w:sz w:val="22"/>
+          <w:szCs w:val="22"/>
         </w:rPr>
         <w:tab/>
       </w:r>
@@ -514,8 +488,8 @@
           <w:bCs/>
           <w:i/>
           <w:color w:val="auto"/>
-          <w:sz w:val="28"/>
-          <w:szCs w:val="28"/>
+          <w:sz w:val="22"/>
+          <w:szCs w:val="22"/>
         </w:rPr>
         <w:tab/>
       </w:r>
@@ -525,8 +499,8 @@
           <w:bCs/>
           <w:i/>
           <w:color w:val="auto"/>
-          <w:sz w:val="28"/>
-          <w:szCs w:val="28"/>
+          <w:sz w:val="22"/>
+          <w:szCs w:val="22"/>
         </w:rPr>
         <w:tab/>
       </w:r>
@@ -536,8 +510,8 @@
           <w:bCs/>
           <w:i/>
           <w:color w:val="auto"/>
-          <w:sz w:val="28"/>
-          <w:szCs w:val="28"/>
+          <w:sz w:val="22"/>
+          <w:szCs w:val="22"/>
         </w:rPr>
         <w:tab/>
       </w:r>
@@ -547,8 +521,8 @@
           <w:bCs/>
           <w:i/>
           <w:color w:val="auto"/>
-          <w:sz w:val="28"/>
-          <w:szCs w:val="28"/>
+          <w:sz w:val="22"/>
+          <w:szCs w:val="22"/>
         </w:rPr>
         <w:tab/>
       </w:r>
@@ -558,10 +532,11 @@
           <w:bCs/>
           <w:i/>
           <w:color w:val="auto"/>
-          <w:sz w:val="28"/>
-          <w:szCs w:val="28"/>
+          <w:sz w:val="22"/>
+          <w:szCs w:val="22"/>
         </w:rPr>
         <w:tab/>
+        <w:t xml:space="preserve">       </w:t>
       </w:r>
       <w:r>
         <w:rPr>
@@ -569,19 +544,8 @@
           <w:bCs/>
           <w:i/>
           <w:color w:val="auto"/>
-          <w:sz w:val="28"/>
-          <w:szCs w:val="28"/>
-        </w:rPr>
-        <w:t xml:space="preserve">       </w:t>
-      </w:r>
-      <w:r>
-        <w:rPr>
-          <w:rFonts w:ascii="Garamond" w:hAnsi="Garamond"/>
-          <w:bCs/>
-          <w:i/>
-          <w:color w:val="auto"/>
-          <w:sz w:val="28"/>
-          <w:szCs w:val="28"/>
+          <w:sz w:val="22"/>
+          <w:szCs w:val="22"/>
         </w:rPr>
         <w:tab/>
         <w:t xml:space="preserve">     </w:t>
@@ -592,11 +556,11 @@
           <w:bCs/>
           <w:i/>
           <w:color w:val="auto"/>
-          <w:sz w:val="28"/>
-          <w:szCs w:val="28"/>
+          <w:sz w:val="22"/>
+          <w:szCs w:val="22"/>
         </w:rPr>
         <w:tab/>
-        <w:t xml:space="preserve">           </w:t>
+        <w:t xml:space="preserve">                    </w:t>
       </w:r>
       <w:r>
         <w:rPr>
@@ -604,10 +568,10 @@
           <w:bCs/>
           <w:i/>
           <w:color w:val="auto"/>
-          <w:sz w:val="28"/>
-          <w:szCs w:val="28"/>
-        </w:rPr>
-        <w:t xml:space="preserve">       </w:t>
+          <w:sz w:val="22"/>
+          <w:szCs w:val="22"/>
+        </w:rPr>
+        <w:t xml:space="preserve">                     </w:t>
       </w:r>
       <w:r>
         <w:rPr>
@@ -615,10 +579,10 @@
           <w:bCs/>
           <w:i/>
           <w:color w:val="auto"/>
-          <w:sz w:val="28"/>
-          <w:szCs w:val="28"/>
-        </w:rPr>
-        <w:t xml:space="preserve">   Remote</w:t>
+          <w:sz w:val="22"/>
+          <w:szCs w:val="22"/>
+        </w:rPr>
+        <w:t xml:space="preserve"> Remote</w:t>
       </w:r>
     </w:p>
     <w:p>
@@ -632,15 +596,15 @@
         <w:rPr>
           <w:rFonts w:ascii="Garamond" w:hAnsi="Garamond"/>
           <w:bCs/>
-          <w:sz w:val="28"/>
-          <w:szCs w:val="28"/>
-        </w:rPr>
-      </w:pPr>
-      <w:r>
-        <w:rPr>
-          <w:rFonts w:ascii="Garamond" w:hAnsi="Garamond"/>
-          <w:sz w:val="28"/>
-          <w:szCs w:val="28"/>
+          <w:sz w:val="22"/>
+          <w:szCs w:val="22"/>
+        </w:rPr>
+      </w:pPr>
+      <w:r>
+        <w:rPr>
+          <w:rFonts w:ascii="Garamond" w:hAnsi="Garamond"/>
+          <w:sz w:val="22"/>
+          <w:szCs w:val="22"/>
         </w:rPr>
         <w:t xml:space="preserve">Designed and maintained a visually appealing and user-friendly website using </w:t>
       </w:r>
@@ -648,8 +612,8 @@
       <w:r>
         <w:rPr>
           <w:rFonts w:ascii="Garamond" w:hAnsi="Garamond"/>
-          <w:sz w:val="28"/>
-          <w:szCs w:val="28"/>
+          <w:sz w:val="22"/>
+          <w:szCs w:val="22"/>
         </w:rPr>
         <w:t>GoHighLevel</w:t>
       </w:r>
@@ -657,8 +621,8 @@
       <w:r>
         <w:rPr>
           <w:rFonts w:ascii="Garamond" w:hAnsi="Garamond"/>
-          <w:sz w:val="28"/>
-          <w:szCs w:val="28"/>
+          <w:sz w:val="22"/>
+          <w:szCs w:val="22"/>
         </w:rPr>
         <w:t>, incorporating SEO best practices to enhance discoverability and user engagement.</w:t>
       </w:r>
@@ -672,82 +636,34 @@
         </w:numPr>
         <w:rPr>
           <w:rFonts w:ascii="Garamond" w:hAnsi="Garamond"/>
-          <w:sz w:val="28"/>
-          <w:szCs w:val="28"/>
-        </w:rPr>
-      </w:pPr>
-      <w:r>
-        <w:rPr>
-          <w:rFonts w:ascii="Garamond" w:hAnsi="Garamond"/>
-          <w:b/>
-          <w:bCs/>
-          <w:sz w:val="28"/>
-          <w:szCs w:val="28"/>
+          <w:sz w:val="22"/>
+          <w:szCs w:val="22"/>
+        </w:rPr>
+      </w:pPr>
+      <w:r>
+        <w:rPr>
+          <w:rFonts w:ascii="Garamond" w:hAnsi="Garamond"/>
+          <w:b/>
+          <w:bCs/>
+          <w:sz w:val="22"/>
+          <w:szCs w:val="22"/>
         </w:rPr>
         <w:t>Stack:</w:t>
       </w:r>
       <w:r>
         <w:rPr>
           <w:rFonts w:ascii="Garamond" w:hAnsi="Garamond"/>
-          <w:sz w:val="28"/>
-          <w:szCs w:val="28"/>
-        </w:rPr>
-        <w:t xml:space="preserve"> HTML</w:t>
-      </w:r>
-      <w:r>
-        <w:rPr>
-          <w:rFonts w:ascii="Garamond" w:hAnsi="Garamond"/>
-          <w:sz w:val="28"/>
-          <w:szCs w:val="28"/>
-        </w:rPr>
-        <w:t>,</w:t>
-      </w:r>
-      <w:r>
-        <w:rPr>
-          <w:rFonts w:ascii="Garamond" w:hAnsi="Garamond"/>
-          <w:sz w:val="28"/>
-          <w:szCs w:val="28"/>
-        </w:rPr>
-        <w:t xml:space="preserve"> CSS</w:t>
-      </w:r>
-      <w:r>
-        <w:rPr>
-          <w:rFonts w:ascii="Garamond" w:hAnsi="Garamond"/>
-          <w:sz w:val="28"/>
-          <w:szCs w:val="28"/>
-        </w:rPr>
-        <w:t>,</w:t>
-      </w:r>
-      <w:r>
-        <w:rPr>
-          <w:rFonts w:ascii="Garamond" w:hAnsi="Garamond"/>
-          <w:sz w:val="28"/>
-          <w:szCs w:val="28"/>
-        </w:rPr>
-        <w:t xml:space="preserve"> Python</w:t>
-      </w:r>
-      <w:r>
-        <w:rPr>
-          <w:rFonts w:ascii="Garamond" w:hAnsi="Garamond"/>
-          <w:sz w:val="28"/>
-          <w:szCs w:val="28"/>
-        </w:rPr>
-        <w:t>,</w:t>
-      </w:r>
-      <w:r>
-        <w:rPr>
-          <w:rFonts w:ascii="Garamond" w:hAnsi="Garamond"/>
-          <w:sz w:val="28"/>
-          <w:szCs w:val="28"/>
-        </w:rPr>
-        <w:t xml:space="preserve"> </w:t>
+          <w:sz w:val="22"/>
+          <w:szCs w:val="22"/>
+        </w:rPr>
+        <w:t xml:space="preserve"> HTML, CSS, Python, </w:t>
       </w:r>
       <w:proofErr w:type="spellStart"/>
       <w:r>
         <w:rPr>
           <w:rFonts w:ascii="Garamond" w:hAnsi="Garamond"/>
-          <w:sz w:val="28"/>
-          <w:szCs w:val="28"/>
+          <w:sz w:val="22"/>
+          <w:szCs w:val="22"/>
         </w:rPr>
         <w:t>GoHighLevel</w:t>
       </w:r>
@@ -755,42 +671,10 @@
       <w:r>
         <w:rPr>
           <w:rFonts w:ascii="Garamond" w:hAnsi="Garamond"/>
-          <w:sz w:val="28"/>
-          <w:szCs w:val="28"/>
-        </w:rPr>
-        <w:t xml:space="preserve"> (CRM, CMS)</w:t>
-      </w:r>
-      <w:r>
-        <w:rPr>
-          <w:rFonts w:ascii="Garamond" w:hAnsi="Garamond"/>
-          <w:sz w:val="28"/>
-          <w:szCs w:val="28"/>
-        </w:rPr>
-        <w:t>,</w:t>
-      </w:r>
-      <w:r>
-        <w:rPr>
-          <w:rFonts w:ascii="Garamond" w:hAnsi="Garamond"/>
-          <w:sz w:val="28"/>
-          <w:szCs w:val="28"/>
-        </w:rPr>
-        <w:t xml:space="preserve"> Canva</w:t>
-      </w:r>
-      <w:r>
-        <w:rPr>
-          <w:rFonts w:ascii="Garamond" w:hAnsi="Garamond"/>
-          <w:sz w:val="28"/>
-          <w:szCs w:val="28"/>
-        </w:rPr>
-        <w:t>,</w:t>
-      </w:r>
-      <w:r>
-        <w:rPr>
-          <w:rFonts w:ascii="Garamond" w:hAnsi="Garamond"/>
-          <w:sz w:val="28"/>
-          <w:szCs w:val="28"/>
-        </w:rPr>
-        <w:t xml:space="preserve"> OpenAI</w:t>
+          <w:sz w:val="22"/>
+          <w:szCs w:val="22"/>
+        </w:rPr>
+        <w:t xml:space="preserve"> (CRM, CMS), Canva, OpenAI</w:t>
       </w:r>
     </w:p>
     <w:p>
@@ -798,8 +682,8 @@
         <w:pStyle w:val="Default"/>
         <w:rPr>
           <w:rFonts w:ascii="Garamond" w:hAnsi="Garamond"/>
-          <w:sz w:val="28"/>
-          <w:szCs w:val="28"/>
+          <w:sz w:val="22"/>
+          <w:szCs w:val="22"/>
         </w:rPr>
       </w:pPr>
     </w:p>
@@ -811,20 +695,42 @@
           <w:b/>
           <w:bCs/>
           <w:color w:val="auto"/>
-          <w:sz w:val="28"/>
-          <w:szCs w:val="28"/>
-        </w:rPr>
-      </w:pPr>
-      <w:r>
-        <w:rPr>
-          <w:rFonts w:ascii="Garamond" w:hAnsi="Garamond"/>
-          <w:b/>
-          <w:bCs/>
-          <w:color w:val="auto"/>
-          <w:sz w:val="28"/>
-          <w:szCs w:val="28"/>
-        </w:rPr>
-        <w:t>Metropolitan Community College                                        September 2022 – December 2022</w:t>
+          <w:sz w:val="22"/>
+          <w:szCs w:val="22"/>
+        </w:rPr>
+      </w:pPr>
+      <w:r>
+        <w:rPr>
+          <w:rFonts w:ascii="Garamond" w:hAnsi="Garamond"/>
+          <w:b/>
+          <w:bCs/>
+          <w:color w:val="auto"/>
+          <w:sz w:val="22"/>
+          <w:szCs w:val="22"/>
+        </w:rPr>
+        <w:t xml:space="preserve">Metropolitan Community College                                        </w:t>
+      </w:r>
+      <w:r>
+        <w:rPr>
+          <w:rFonts w:ascii="Garamond" w:hAnsi="Garamond"/>
+          <w:b/>
+          <w:bCs/>
+          <w:color w:val="auto"/>
+          <w:sz w:val="22"/>
+          <w:szCs w:val="22"/>
+        </w:rPr>
+        <w:t xml:space="preserve">                                          </w:t>
+      </w:r>
+      <w:r>
+        <w:rPr>
+          <w:rFonts w:ascii="Garamond" w:hAnsi="Garamond"/>
+          <w:b/>
+          <w:bCs/>
+          <w:color w:val="auto"/>
+          <w:sz w:val="22"/>
+          <w:szCs w:val="22"/>
+        </w:rPr>
+        <w:t>September 2022 – December 2022</w:t>
       </w:r>
     </w:p>
     <w:p>
@@ -835,8 +741,8 @@
           <w:bCs/>
           <w:i/>
           <w:color w:val="auto"/>
-          <w:sz w:val="28"/>
-          <w:szCs w:val="28"/>
+          <w:sz w:val="22"/>
+          <w:szCs w:val="22"/>
         </w:rPr>
       </w:pPr>
       <w:r>
@@ -845,8 +751,8 @@
           <w:bCs/>
           <w:i/>
           <w:color w:val="auto"/>
-          <w:sz w:val="28"/>
-          <w:szCs w:val="28"/>
+          <w:sz w:val="22"/>
+          <w:szCs w:val="22"/>
         </w:rPr>
         <w:t>Web Developer Intern</w:t>
       </w:r>
@@ -856,8 +762,8 @@
           <w:bCs/>
           <w:i/>
           <w:color w:val="auto"/>
-          <w:sz w:val="28"/>
-          <w:szCs w:val="28"/>
+          <w:sz w:val="22"/>
+          <w:szCs w:val="22"/>
         </w:rPr>
         <w:tab/>
       </w:r>
@@ -878,10 +784,32 @@
           <w:bCs/>
           <w:i/>
           <w:color w:val="auto"/>
-          <w:sz w:val="28"/>
-          <w:szCs w:val="28"/>
-        </w:rPr>
-        <w:t xml:space="preserve">                              Omaha, NE</w:t>
+          <w:sz w:val="22"/>
+          <w:szCs w:val="22"/>
+        </w:rPr>
+        <w:t xml:space="preserve">                              </w:t>
+      </w:r>
+      <w:r>
+        <w:rPr>
+          <w:rFonts w:ascii="Garamond" w:hAnsi="Garamond"/>
+          <w:bCs/>
+          <w:i/>
+          <w:color w:val="auto"/>
+          <w:sz w:val="22"/>
+          <w:szCs w:val="22"/>
+        </w:rPr>
+        <w:t xml:space="preserve">             </w:t>
+      </w:r>
+      <w:r>
+        <w:rPr>
+          <w:rFonts w:ascii="Garamond" w:hAnsi="Garamond"/>
+          <w:bCs/>
+          <w:i/>
+          <w:color w:val="auto"/>
+          <w:sz w:val="22"/>
+          <w:szCs w:val="22"/>
+        </w:rPr>
+        <w:t>Omaha, NE</w:t>
       </w:r>
     </w:p>
     <w:p>
@@ -894,16 +822,16 @@
         <w:rPr>
           <w:rFonts w:ascii="Garamond" w:hAnsi="Garamond"/>
           <w:color w:val="auto"/>
-          <w:sz w:val="28"/>
-          <w:szCs w:val="28"/>
-        </w:rPr>
-      </w:pPr>
-      <w:r>
-        <w:rPr>
-          <w:rFonts w:ascii="Garamond" w:hAnsi="Garamond"/>
-          <w:color w:val="auto"/>
-          <w:sz w:val="28"/>
-          <w:szCs w:val="28"/>
+          <w:sz w:val="22"/>
+          <w:szCs w:val="22"/>
+        </w:rPr>
+      </w:pPr>
+      <w:r>
+        <w:rPr>
+          <w:rFonts w:ascii="Garamond" w:hAnsi="Garamond"/>
+          <w:color w:val="auto"/>
+          <w:sz w:val="22"/>
+          <w:szCs w:val="22"/>
         </w:rPr>
         <w:t>Enhanced the user experience of the college website using HTML and CSS, focusing on responsive design.</w:t>
       </w:r>
@@ -917,75 +845,27 @@
         </w:numPr>
         <w:rPr>
           <w:rFonts w:ascii="Garamond" w:hAnsi="Garamond"/>
-          <w:sz w:val="28"/>
-          <w:szCs w:val="28"/>
-        </w:rPr>
-      </w:pPr>
-      <w:r>
-        <w:rPr>
-          <w:rFonts w:ascii="Garamond" w:hAnsi="Garamond"/>
-          <w:b/>
-          <w:bCs/>
-          <w:sz w:val="28"/>
-          <w:szCs w:val="28"/>
+          <w:sz w:val="22"/>
+          <w:szCs w:val="22"/>
+        </w:rPr>
+      </w:pPr>
+      <w:r>
+        <w:rPr>
+          <w:rFonts w:ascii="Garamond" w:hAnsi="Garamond"/>
+          <w:b/>
+          <w:bCs/>
+          <w:sz w:val="22"/>
+          <w:szCs w:val="22"/>
         </w:rPr>
         <w:t>Stack:</w:t>
       </w:r>
       <w:r>
         <w:rPr>
           <w:rFonts w:ascii="Garamond" w:hAnsi="Garamond"/>
-          <w:sz w:val="28"/>
-          <w:szCs w:val="28"/>
-        </w:rPr>
-        <w:t xml:space="preserve"> HTML</w:t>
-      </w:r>
-      <w:r>
-        <w:rPr>
-          <w:rFonts w:ascii="Garamond" w:hAnsi="Garamond"/>
-          <w:sz w:val="28"/>
-          <w:szCs w:val="28"/>
-        </w:rPr>
-        <w:t>,</w:t>
-      </w:r>
-      <w:r>
-        <w:rPr>
-          <w:rFonts w:ascii="Garamond" w:hAnsi="Garamond"/>
-          <w:sz w:val="28"/>
-          <w:szCs w:val="28"/>
-        </w:rPr>
-        <w:t xml:space="preserve"> CSS</w:t>
-      </w:r>
-      <w:r>
-        <w:rPr>
-          <w:rFonts w:ascii="Garamond" w:hAnsi="Garamond"/>
-          <w:sz w:val="28"/>
-          <w:szCs w:val="28"/>
-        </w:rPr>
-        <w:t>,</w:t>
-      </w:r>
-      <w:r>
-        <w:rPr>
-          <w:rFonts w:ascii="Garamond" w:hAnsi="Garamond"/>
-          <w:sz w:val="28"/>
-          <w:szCs w:val="28"/>
-        </w:rPr>
-        <w:t xml:space="preserve"> SQL</w:t>
-      </w:r>
-      <w:r>
-        <w:rPr>
-          <w:rFonts w:ascii="Garamond" w:hAnsi="Garamond"/>
-          <w:sz w:val="28"/>
-          <w:szCs w:val="28"/>
-        </w:rPr>
-        <w:t>,</w:t>
-      </w:r>
-      <w:r>
-        <w:rPr>
-          <w:rFonts w:ascii="Garamond" w:hAnsi="Garamond"/>
-          <w:sz w:val="28"/>
-          <w:szCs w:val="28"/>
-        </w:rPr>
-        <w:t xml:space="preserve"> Kentico CMS</w:t>
+          <w:sz w:val="22"/>
+          <w:szCs w:val="22"/>
+        </w:rPr>
+        <w:t xml:space="preserve"> HTML, CSS, SQL, Kentico CMS</w:t>
       </w:r>
     </w:p>
     <w:p>
@@ -996,6 +876,8 @@
         </w:pBdr>
         <w:rPr>
           <w:rFonts w:ascii="Garamond" w:hAnsi="Garamond"/>
+          <w:sz w:val="22"/>
+          <w:szCs w:val="22"/>
         </w:rPr>
       </w:pPr>
     </w:p>
@@ -1007,6 +889,8 @@
         </w:pBdr>
         <w:rPr>
           <w:rFonts w:ascii="Garamond" w:hAnsi="Garamond"/>
+          <w:sz w:val="22"/>
+          <w:szCs w:val="22"/>
         </w:rPr>
       </w:pPr>
     </w:p>
@@ -1019,18 +903,18 @@
         <w:rPr>
           <w:rFonts w:ascii="Garamond" w:hAnsi="Garamond"/>
           <w:color w:val="auto"/>
-          <w:sz w:val="36"/>
-          <w:szCs w:val="36"/>
-        </w:rPr>
-      </w:pPr>
-      <w:r>
-        <w:rPr>
-          <w:rFonts w:ascii="Garamond" w:hAnsi="Garamond"/>
-          <w:b/>
-          <w:bCs/>
-          <w:color w:val="auto"/>
-          <w:sz w:val="36"/>
-          <w:szCs w:val="36"/>
+          <w:sz w:val="28"/>
+          <w:szCs w:val="28"/>
+        </w:rPr>
+      </w:pPr>
+      <w:r>
+        <w:rPr>
+          <w:rFonts w:ascii="Garamond" w:hAnsi="Garamond"/>
+          <w:b/>
+          <w:bCs/>
+          <w:color w:val="auto"/>
+          <w:sz w:val="28"/>
+          <w:szCs w:val="28"/>
         </w:rPr>
         <w:t>EDUCATION</w:t>
       </w:r>
@@ -1070,6 +954,8 @@
           <w:b/>
           <w:bCs/>
           <w:color w:val="auto"/>
+          <w:sz w:val="22"/>
+          <w:szCs w:val="22"/>
         </w:rPr>
       </w:pPr>
     </w:p>
@@ -1081,18 +967,18 @@
           <w:b/>
           <w:bCs/>
           <w:color w:val="auto"/>
-          <w:sz w:val="28"/>
-          <w:szCs w:val="28"/>
-        </w:rPr>
-      </w:pPr>
-      <w:r>
-        <w:rPr>
-          <w:rFonts w:ascii="Garamond" w:hAnsi="Garamond"/>
-          <w:b/>
-          <w:bCs/>
-          <w:color w:val="auto"/>
-          <w:sz w:val="28"/>
-          <w:szCs w:val="28"/>
+          <w:sz w:val="22"/>
+          <w:szCs w:val="22"/>
+        </w:rPr>
+      </w:pPr>
+      <w:r>
+        <w:rPr>
+          <w:rFonts w:ascii="Garamond" w:hAnsi="Garamond"/>
+          <w:b/>
+          <w:bCs/>
+          <w:color w:val="auto"/>
+          <w:sz w:val="22"/>
+          <w:szCs w:val="22"/>
         </w:rPr>
         <w:t xml:space="preserve">Bellevue University </w:t>
       </w:r>
@@ -1102,8 +988,8 @@
           <w:b/>
           <w:bCs/>
           <w:color w:val="auto"/>
-          <w:sz w:val="28"/>
-          <w:szCs w:val="28"/>
+          <w:sz w:val="22"/>
+          <w:szCs w:val="22"/>
         </w:rPr>
         <w:tab/>
       </w:r>
@@ -1113,8 +999,8 @@
           <w:b/>
           <w:bCs/>
           <w:color w:val="auto"/>
-          <w:sz w:val="28"/>
-          <w:szCs w:val="28"/>
+          <w:sz w:val="22"/>
+          <w:szCs w:val="22"/>
         </w:rPr>
         <w:tab/>
       </w:r>
@@ -1124,8 +1010,8 @@
           <w:b/>
           <w:bCs/>
           <w:color w:val="auto"/>
-          <w:sz w:val="28"/>
-          <w:szCs w:val="28"/>
+          <w:sz w:val="22"/>
+          <w:szCs w:val="22"/>
         </w:rPr>
         <w:tab/>
       </w:r>
@@ -1135,8 +1021,20 @@
           <w:b/>
           <w:bCs/>
           <w:color w:val="auto"/>
-          <w:sz w:val="28"/>
-          <w:szCs w:val="28"/>
+          <w:sz w:val="22"/>
+          <w:szCs w:val="22"/>
+        </w:rPr>
+        <w:tab/>
+        <w:t xml:space="preserve">          </w:t>
+      </w:r>
+      <w:r>
+        <w:rPr>
+          <w:rFonts w:ascii="Garamond" w:hAnsi="Garamond"/>
+          <w:b/>
+          <w:bCs/>
+          <w:color w:val="auto"/>
+          <w:sz w:val="22"/>
+          <w:szCs w:val="22"/>
         </w:rPr>
         <w:tab/>
         <w:t xml:space="preserve">        </w:t>
@@ -1147,78 +1045,44 @@
           <w:b/>
           <w:bCs/>
           <w:color w:val="auto"/>
-          <w:sz w:val="28"/>
-          <w:szCs w:val="28"/>
-        </w:rPr>
-        <w:t xml:space="preserve"> </w:t>
-      </w:r>
-      <w:r>
-        <w:rPr>
-          <w:rFonts w:ascii="Garamond" w:hAnsi="Garamond"/>
-          <w:b/>
-          <w:bCs/>
-          <w:color w:val="auto"/>
-          <w:sz w:val="28"/>
-          <w:szCs w:val="28"/>
-        </w:rPr>
-        <w:t xml:space="preserve"> </w:t>
-      </w:r>
-      <w:r>
-        <w:rPr>
-          <w:rFonts w:ascii="Garamond" w:hAnsi="Garamond"/>
-          <w:b/>
-          <w:bCs/>
-          <w:color w:val="auto"/>
-          <w:sz w:val="28"/>
-          <w:szCs w:val="28"/>
+          <w:sz w:val="22"/>
+          <w:szCs w:val="22"/>
         </w:rPr>
         <w:tab/>
-        <w:t xml:space="preserve">        </w:t>
-      </w:r>
-      <w:r>
-        <w:rPr>
-          <w:rFonts w:ascii="Garamond" w:hAnsi="Garamond"/>
-          <w:b/>
-          <w:bCs/>
-          <w:color w:val="auto"/>
-          <w:sz w:val="28"/>
-          <w:szCs w:val="28"/>
+      </w:r>
+      <w:r>
+        <w:rPr>
+          <w:rFonts w:ascii="Garamond" w:hAnsi="Garamond"/>
+          <w:b/>
+          <w:bCs/>
+          <w:color w:val="auto"/>
+          <w:sz w:val="22"/>
+          <w:szCs w:val="22"/>
         </w:rPr>
         <w:tab/>
-      </w:r>
-      <w:r>
-        <w:rPr>
-          <w:rFonts w:ascii="Garamond" w:hAnsi="Garamond"/>
-          <w:b/>
-          <w:bCs/>
-          <w:color w:val="auto"/>
-          <w:sz w:val="28"/>
-          <w:szCs w:val="28"/>
-        </w:rPr>
-        <w:tab/>
-        <w:t xml:space="preserve">   </w:t>
-      </w:r>
-      <w:r>
-        <w:rPr>
-          <w:rFonts w:ascii="Garamond" w:hAnsi="Garamond"/>
-          <w:b/>
-          <w:bCs/>
-          <w:color w:val="auto"/>
-          <w:sz w:val="28"/>
-          <w:szCs w:val="28"/>
-        </w:rPr>
-        <w:t xml:space="preserve">     </w:t>
-      </w:r>
-      <w:r>
-        <w:rPr>
-          <w:rFonts w:ascii="Garamond" w:hAnsi="Garamond"/>
-          <w:b/>
-          <w:bCs/>
-          <w:color w:val="auto"/>
-          <w:sz w:val="28"/>
-          <w:szCs w:val="28"/>
-        </w:rPr>
-        <w:t xml:space="preserve">    October 2024 – Present </w:t>
+        <w:t xml:space="preserve">            </w:t>
+      </w:r>
+      <w:r>
+        <w:rPr>
+          <w:rFonts w:ascii="Garamond" w:hAnsi="Garamond"/>
+          <w:b/>
+          <w:bCs/>
+          <w:color w:val="auto"/>
+          <w:sz w:val="22"/>
+          <w:szCs w:val="22"/>
+        </w:rPr>
+        <w:t xml:space="preserve">                           </w:t>
+      </w:r>
+      <w:r>
+        <w:rPr>
+          <w:rFonts w:ascii="Garamond" w:hAnsi="Garamond"/>
+          <w:b/>
+          <w:bCs/>
+          <w:color w:val="auto"/>
+          <w:sz w:val="22"/>
+          <w:szCs w:val="22"/>
+        </w:rPr>
+        <w:t xml:space="preserve">October 2024 – Present </w:t>
       </w:r>
     </w:p>
     <w:p>
@@ -1229,8 +1093,8 @@
           <w:i/>
           <w:iCs/>
           <w:color w:val="auto"/>
-          <w:sz w:val="28"/>
-          <w:szCs w:val="28"/>
+          <w:sz w:val="22"/>
+          <w:szCs w:val="22"/>
         </w:rPr>
       </w:pPr>
       <w:r>
@@ -1239,10 +1103,10 @@
           <w:i/>
           <w:iCs/>
           <w:color w:val="auto"/>
-          <w:sz w:val="28"/>
-          <w:szCs w:val="28"/>
-        </w:rPr>
-        <w:t xml:space="preserve">Bachelor of Science (B.S.) in Web Development                                                                </w:t>
+          <w:sz w:val="22"/>
+          <w:szCs w:val="22"/>
+        </w:rPr>
+        <w:t xml:space="preserve">Bachelor of Science (B.S.) in Web Development                                                                                 </w:t>
       </w:r>
       <w:r>
         <w:rPr>
@@ -1250,10 +1114,10 @@
           <w:i/>
           <w:iCs/>
           <w:color w:val="auto"/>
-          <w:sz w:val="28"/>
-          <w:szCs w:val="28"/>
-        </w:rPr>
-        <w:t xml:space="preserve">              </w:t>
+          <w:sz w:val="22"/>
+          <w:szCs w:val="22"/>
+        </w:rPr>
+        <w:t xml:space="preserve">                                          </w:t>
       </w:r>
       <w:r>
         <w:rPr>
@@ -1261,10 +1125,10 @@
           <w:i/>
           <w:iCs/>
           <w:color w:val="auto"/>
-          <w:sz w:val="28"/>
-          <w:szCs w:val="28"/>
-        </w:rPr>
-        <w:t xml:space="preserve">   Remote</w:t>
+          <w:sz w:val="22"/>
+          <w:szCs w:val="22"/>
+        </w:rPr>
+        <w:t>Remote</w:t>
       </w:r>
     </w:p>
     <w:p>
@@ -1275,8 +1139,8 @@
           <w:b/>
           <w:bCs/>
           <w:color w:val="auto"/>
-          <w:sz w:val="28"/>
-          <w:szCs w:val="28"/>
+          <w:sz w:val="22"/>
+          <w:szCs w:val="22"/>
         </w:rPr>
       </w:pPr>
     </w:p>
@@ -1288,18 +1152,18 @@
           <w:b/>
           <w:bCs/>
           <w:color w:val="auto"/>
-          <w:sz w:val="28"/>
-          <w:szCs w:val="28"/>
-        </w:rPr>
-      </w:pPr>
-      <w:r>
-        <w:rPr>
-          <w:rFonts w:ascii="Garamond" w:hAnsi="Garamond"/>
-          <w:b/>
-          <w:bCs/>
-          <w:color w:val="auto"/>
-          <w:sz w:val="28"/>
-          <w:szCs w:val="28"/>
+          <w:sz w:val="22"/>
+          <w:szCs w:val="22"/>
+        </w:rPr>
+      </w:pPr>
+      <w:r>
+        <w:rPr>
+          <w:rFonts w:ascii="Garamond" w:hAnsi="Garamond"/>
+          <w:b/>
+          <w:bCs/>
+          <w:color w:val="auto"/>
+          <w:sz w:val="22"/>
+          <w:szCs w:val="22"/>
         </w:rPr>
         <w:t xml:space="preserve">Metropolitan Community College </w:t>
       </w:r>
@@ -1309,8 +1173,8 @@
           <w:b/>
           <w:bCs/>
           <w:color w:val="auto"/>
-          <w:sz w:val="28"/>
-          <w:szCs w:val="28"/>
+          <w:sz w:val="22"/>
+          <w:szCs w:val="22"/>
         </w:rPr>
         <w:tab/>
       </w:r>
@@ -1320,8 +1184,8 @@
           <w:b/>
           <w:bCs/>
           <w:color w:val="auto"/>
-          <w:sz w:val="28"/>
-          <w:szCs w:val="28"/>
+          <w:sz w:val="22"/>
+          <w:szCs w:val="22"/>
         </w:rPr>
         <w:tab/>
         <w:t xml:space="preserve">                     </w:t>
@@ -1332,33 +1196,33 @@
           <w:b/>
           <w:bCs/>
           <w:color w:val="auto"/>
-          <w:sz w:val="28"/>
-          <w:szCs w:val="28"/>
+          <w:sz w:val="22"/>
+          <w:szCs w:val="22"/>
         </w:rPr>
         <w:tab/>
-        <w:t xml:space="preserve">                     </w:t>
-      </w:r>
-      <w:r>
-        <w:rPr>
-          <w:rFonts w:ascii="Garamond" w:hAnsi="Garamond"/>
-          <w:b/>
-          <w:bCs/>
-          <w:color w:val="auto"/>
-          <w:sz w:val="28"/>
-          <w:szCs w:val="28"/>
-        </w:rPr>
-        <w:t xml:space="preserve">    </w:t>
-      </w:r>
-      <w:r>
-        <w:rPr>
-          <w:rFonts w:ascii="Garamond" w:hAnsi="Garamond"/>
-          <w:b/>
-          <w:bCs/>
-          <w:color w:val="auto"/>
-          <w:sz w:val="28"/>
-          <w:szCs w:val="28"/>
-        </w:rPr>
-        <w:t xml:space="preserve">          May 2024  </w:t>
+        <w:t xml:space="preserve">                                   </w:t>
+      </w:r>
+      <w:r>
+        <w:rPr>
+          <w:rFonts w:ascii="Garamond" w:hAnsi="Garamond"/>
+          <w:b/>
+          <w:bCs/>
+          <w:color w:val="auto"/>
+          <w:sz w:val="22"/>
+          <w:szCs w:val="22"/>
+        </w:rPr>
+        <w:t xml:space="preserve">                                        </w:t>
+      </w:r>
+      <w:r>
+        <w:rPr>
+          <w:rFonts w:ascii="Garamond" w:hAnsi="Garamond"/>
+          <w:b/>
+          <w:bCs/>
+          <w:color w:val="auto"/>
+          <w:sz w:val="22"/>
+          <w:szCs w:val="22"/>
+        </w:rPr>
+        <w:t xml:space="preserve">May 2024  </w:t>
       </w:r>
     </w:p>
     <w:p>
@@ -1369,8 +1233,8 @@
           <w:i/>
           <w:iCs/>
           <w:color w:val="auto"/>
-          <w:sz w:val="28"/>
-          <w:szCs w:val="28"/>
+          <w:sz w:val="22"/>
+          <w:szCs w:val="22"/>
         </w:rPr>
       </w:pPr>
       <w:r>
@@ -1379,10 +1243,32 @@
           <w:i/>
           <w:iCs/>
           <w:color w:val="auto"/>
-          <w:sz w:val="28"/>
-          <w:szCs w:val="28"/>
-        </w:rPr>
-        <w:t>Associate of Applied Science (A.A.S.) in Information Technology – Computer Programming             Omaha, NE</w:t>
+          <w:sz w:val="22"/>
+          <w:szCs w:val="22"/>
+        </w:rPr>
+        <w:t xml:space="preserve">Associate of Applied Science (A.A.S.) in Information Technology – Computer Programming             </w:t>
+      </w:r>
+      <w:r>
+        <w:rPr>
+          <w:rFonts w:ascii="Garamond" w:hAnsi="Garamond"/>
+          <w:i/>
+          <w:iCs/>
+          <w:color w:val="auto"/>
+          <w:sz w:val="22"/>
+          <w:szCs w:val="22"/>
+        </w:rPr>
+        <w:t xml:space="preserve">                                          </w:t>
+      </w:r>
+      <w:r>
+        <w:rPr>
+          <w:rFonts w:ascii="Garamond" w:hAnsi="Garamond"/>
+          <w:i/>
+          <w:iCs/>
+          <w:color w:val="auto"/>
+          <w:sz w:val="22"/>
+          <w:szCs w:val="22"/>
+        </w:rPr>
+        <w:t>Omaha, NE</w:t>
       </w:r>
     </w:p>
     <w:p>
@@ -1393,6 +1279,8 @@
         </w:pBdr>
         <w:rPr>
           <w:rFonts w:ascii="Garamond" w:hAnsi="Garamond"/>
+          <w:sz w:val="22"/>
+          <w:szCs w:val="22"/>
         </w:rPr>
       </w:pPr>
     </w:p>
@@ -1404,6 +1292,8 @@
         </w:pBdr>
         <w:rPr>
           <w:rFonts w:ascii="Garamond" w:hAnsi="Garamond"/>
+          <w:sz w:val="22"/>
+          <w:szCs w:val="22"/>
         </w:rPr>
       </w:pPr>
     </w:p>
@@ -1418,18 +1308,18 @@
           <w:b/>
           <w:bCs/>
           <w:color w:val="auto"/>
-          <w:sz w:val="36"/>
-          <w:szCs w:val="36"/>
-        </w:rPr>
-      </w:pPr>
-      <w:r>
-        <w:rPr>
-          <w:rFonts w:ascii="Garamond" w:hAnsi="Garamond"/>
-          <w:b/>
-          <w:bCs/>
-          <w:color w:val="auto"/>
-          <w:sz w:val="36"/>
-          <w:szCs w:val="36"/>
+          <w:sz w:val="28"/>
+          <w:szCs w:val="28"/>
+        </w:rPr>
+      </w:pPr>
+      <w:r>
+        <w:rPr>
+          <w:rFonts w:ascii="Garamond" w:hAnsi="Garamond"/>
+          <w:b/>
+          <w:bCs/>
+          <w:color w:val="auto"/>
+          <w:sz w:val="28"/>
+          <w:szCs w:val="28"/>
         </w:rPr>
         <w:t>CERTIFICATIONS</w:t>
       </w:r>
@@ -1456,8 +1346,133 @@
         <w:rPr>
           <w:rFonts w:ascii="Garamond" w:hAnsi="Garamond"/>
           <w:color w:val="auto"/>
-        </w:rPr>
-      </w:pPr>
+          <w:sz w:val="22"/>
+          <w:szCs w:val="22"/>
+        </w:rPr>
+      </w:pPr>
+    </w:p>
+    <w:p>
+      <w:pPr>
+        <w:pStyle w:val="Default"/>
+        <w:rPr>
+          <w:rFonts w:ascii="Garamond" w:hAnsi="Garamond"/>
+          <w:b/>
+          <w:bCs/>
+          <w:color w:val="auto"/>
+          <w:sz w:val="18"/>
+          <w:szCs w:val="22"/>
+        </w:rPr>
+      </w:pPr>
+      <w:r>
+        <w:rPr>
+          <w:rFonts w:ascii="Garamond" w:hAnsi="Garamond"/>
+          <w:b/>
+          <w:bCs/>
+          <w:sz w:val="22"/>
+          <w:szCs w:val="22"/>
+        </w:rPr>
+        <w:t>CompTIA Network+</w:t>
+      </w:r>
+      <w:r>
+        <w:rPr>
+          <w:rFonts w:ascii="Garamond" w:hAnsi="Garamond"/>
+          <w:b/>
+          <w:bCs/>
+          <w:sz w:val="22"/>
+          <w:szCs w:val="22"/>
+        </w:rPr>
+        <w:tab/>
+      </w:r>
+      <w:r>
+        <w:rPr>
+          <w:rFonts w:ascii="Garamond" w:hAnsi="Garamond"/>
+          <w:b/>
+          <w:bCs/>
+          <w:sz w:val="22"/>
+          <w:szCs w:val="22"/>
+        </w:rPr>
+        <w:tab/>
+      </w:r>
+      <w:r>
+        <w:rPr>
+          <w:rFonts w:ascii="Garamond" w:hAnsi="Garamond"/>
+          <w:b/>
+          <w:bCs/>
+          <w:sz w:val="22"/>
+          <w:szCs w:val="22"/>
+        </w:rPr>
+        <w:tab/>
+      </w:r>
+      <w:r>
+        <w:rPr>
+          <w:rFonts w:ascii="Garamond" w:hAnsi="Garamond"/>
+          <w:b/>
+          <w:bCs/>
+          <w:sz w:val="22"/>
+          <w:szCs w:val="22"/>
+        </w:rPr>
+        <w:tab/>
+      </w:r>
+      <w:r>
+        <w:rPr>
+          <w:rFonts w:ascii="Garamond" w:hAnsi="Garamond"/>
+          <w:b/>
+          <w:bCs/>
+          <w:sz w:val="22"/>
+          <w:szCs w:val="22"/>
+        </w:rPr>
+        <w:tab/>
+      </w:r>
+      <w:r>
+        <w:rPr>
+          <w:rFonts w:ascii="Garamond" w:hAnsi="Garamond"/>
+          <w:b/>
+          <w:bCs/>
+          <w:sz w:val="22"/>
+          <w:szCs w:val="22"/>
+        </w:rPr>
+        <w:tab/>
+      </w:r>
+      <w:r>
+        <w:rPr>
+          <w:rFonts w:ascii="Garamond" w:hAnsi="Garamond"/>
+          <w:b/>
+          <w:bCs/>
+          <w:sz w:val="22"/>
+          <w:szCs w:val="22"/>
+        </w:rPr>
+        <w:tab/>
+      </w:r>
+      <w:r>
+        <w:rPr>
+          <w:rFonts w:ascii="Garamond" w:hAnsi="Garamond"/>
+          <w:b/>
+          <w:bCs/>
+          <w:sz w:val="22"/>
+          <w:szCs w:val="22"/>
+        </w:rPr>
+        <w:t xml:space="preserve">                      </w:t>
+      </w:r>
+      <w:r>
+        <w:rPr>
+          <w:rFonts w:ascii="Garamond" w:hAnsi="Garamond"/>
+          <w:b/>
+          <w:bCs/>
+          <w:sz w:val="22"/>
+          <w:szCs w:val="22"/>
+        </w:rPr>
+        <w:t>December 2025</w:t>
+      </w:r>
+      <w:r>
+        <w:rPr>
+          <w:rFonts w:ascii="Garamond" w:hAnsi="Garamond"/>
+          <w:b/>
+          <w:bCs/>
+          <w:sz w:val="22"/>
+          <w:szCs w:val="22"/>
+        </w:rPr>
+        <w:t xml:space="preserve"> – December 2028</w:t>
+      </w:r>
     </w:p>
     <w:p>
       <w:pPr>
@@ -1467,31 +1482,53 @@
         <w:rPr>
           <w:rFonts w:ascii="Garamond" w:hAnsi="Garamond"/>
           <w:color w:val="auto"/>
-          <w:sz w:val="28"/>
-          <w:szCs w:val="28"/>
-        </w:rPr>
-      </w:pPr>
-      <w:r>
-        <w:rPr>
-          <w:rFonts w:ascii="Garamond" w:hAnsi="Garamond"/>
-          <w:b/>
-          <w:bCs/>
-          <w:color w:val="auto"/>
-          <w:sz w:val="28"/>
-          <w:szCs w:val="28"/>
-        </w:rPr>
-        <w:t>CompTIA A+</w:t>
-      </w:r>
-      <w:r>
-        <w:rPr>
-          <w:rFonts w:ascii="Garamond" w:hAnsi="Garamond"/>
-          <w:b/>
-          <w:bCs/>
-          <w:color w:val="auto"/>
-          <w:sz w:val="28"/>
-          <w:szCs w:val="28"/>
-        </w:rPr>
-        <w:t xml:space="preserve">                                                                                                             February 2025</w:t>
+          <w:sz w:val="22"/>
+          <w:szCs w:val="22"/>
+        </w:rPr>
+      </w:pPr>
+      <w:r>
+        <w:rPr>
+          <w:rFonts w:ascii="Garamond" w:hAnsi="Garamond"/>
+          <w:b/>
+          <w:bCs/>
+          <w:color w:val="auto"/>
+          <w:sz w:val="22"/>
+          <w:szCs w:val="22"/>
+        </w:rPr>
+        <w:t xml:space="preserve">CompTIA A+                                                                                                                        </w:t>
+      </w:r>
+      <w:r>
+        <w:rPr>
+          <w:rFonts w:ascii="Garamond" w:hAnsi="Garamond"/>
+          <w:b/>
+          <w:bCs/>
+          <w:color w:val="auto"/>
+          <w:sz w:val="22"/>
+          <w:szCs w:val="22"/>
+        </w:rPr>
+        <w:t xml:space="preserve"> </w:t>
+      </w:r>
+      <w:r>
+        <w:rPr>
+          <w:rFonts w:ascii="Garamond" w:hAnsi="Garamond"/>
+          <w:b/>
+          <w:bCs/>
+          <w:color w:val="auto"/>
+          <w:sz w:val="22"/>
+          <w:szCs w:val="22"/>
+        </w:rPr>
+        <w:t>February 2025</w:t>
+      </w:r>
+      <w:r>
+        <w:rPr>
+          <w:rFonts w:ascii="Garamond" w:hAnsi="Garamond"/>
+          <w:b/>
+          <w:bCs/>
+          <w:color w:val="auto"/>
+          <w:sz w:val="22"/>
+          <w:szCs w:val="22"/>
+        </w:rPr>
+        <w:t xml:space="preserve"> – December 2028</w:t>
       </w:r>
     </w:p>
     <w:p>
@@ -1499,6 +1536,8 @@
         <w:pStyle w:val="Default"/>
         <w:rPr>
           <w:rFonts w:ascii="Garamond" w:hAnsi="Garamond"/>
+          <w:sz w:val="22"/>
+          <w:szCs w:val="22"/>
         </w:rPr>
       </w:pPr>
     </w:p>
@@ -1507,6 +1546,8 @@
         <w:pStyle w:val="Default"/>
         <w:rPr>
           <w:rFonts w:ascii="Garamond" w:hAnsi="Garamond"/>
+          <w:sz w:val="22"/>
+          <w:szCs w:val="22"/>
         </w:rPr>
       </w:pPr>
     </w:p>
@@ -1521,18 +1562,18 @@
           <w:b/>
           <w:bCs/>
           <w:color w:val="auto"/>
-          <w:sz w:val="36"/>
-          <w:szCs w:val="36"/>
-        </w:rPr>
-      </w:pPr>
-      <w:r>
-        <w:rPr>
-          <w:rFonts w:ascii="Garamond" w:hAnsi="Garamond"/>
-          <w:b/>
-          <w:bCs/>
-          <w:color w:val="auto"/>
-          <w:sz w:val="36"/>
-          <w:szCs w:val="36"/>
+          <w:sz w:val="28"/>
+          <w:szCs w:val="28"/>
+        </w:rPr>
+      </w:pPr>
+      <w:r>
+        <w:rPr>
+          <w:rFonts w:ascii="Garamond" w:hAnsi="Garamond"/>
+          <w:b/>
+          <w:bCs/>
+          <w:color w:val="auto"/>
+          <w:sz w:val="28"/>
+          <w:szCs w:val="28"/>
         </w:rPr>
         <w:t>SKILLS &amp; INTERESTS</w:t>
       </w:r>
@@ -1556,18 +1597,18 @@
         <w:rPr>
           <w:rFonts w:ascii="Garamond" w:hAnsi="Garamond"/>
           <w:color w:val="auto"/>
-          <w:sz w:val="28"/>
-          <w:szCs w:val="28"/>
-        </w:rPr>
-      </w:pPr>
-      <w:r>
-        <w:rPr>
-          <w:rFonts w:ascii="Garamond" w:hAnsi="Garamond"/>
-          <w:b/>
-          <w:bCs/>
-          <w:color w:val="auto"/>
-          <w:sz w:val="28"/>
-          <w:szCs w:val="28"/>
+          <w:sz w:val="22"/>
+          <w:szCs w:val="22"/>
+        </w:rPr>
+      </w:pPr>
+      <w:r>
+        <w:rPr>
+          <w:rFonts w:ascii="Garamond" w:hAnsi="Garamond"/>
+          <w:b/>
+          <w:bCs/>
+          <w:color w:val="auto"/>
+          <w:sz w:val="22"/>
+          <w:szCs w:val="22"/>
         </w:rPr>
         <w:t>Skills:</w:t>
       </w:r>
@@ -1576,8 +1617,8 @@
           <w:rFonts w:ascii="Garamond" w:hAnsi="Garamond"/>
           <w:bCs/>
           <w:color w:val="auto"/>
-          <w:sz w:val="28"/>
-          <w:szCs w:val="28"/>
+          <w:sz w:val="22"/>
+          <w:szCs w:val="22"/>
         </w:rPr>
         <w:t xml:space="preserve"> </w:t>
       </w:r>
@@ -1585,8 +1626,8 @@
         <w:rPr>
           <w:rFonts w:ascii="Garamond" w:hAnsi="Garamond"/>
           <w:color w:val="auto"/>
-          <w:sz w:val="28"/>
-          <w:szCs w:val="28"/>
+          <w:sz w:val="22"/>
+          <w:szCs w:val="22"/>
         </w:rPr>
         <w:t>Web Development, Web Design,</w:t>
       </w:r>
@@ -1595,237 +1636,29 @@
           <w:rFonts w:ascii="Garamond" w:hAnsi="Garamond"/>
           <w:bCs/>
           <w:color w:val="auto"/>
-          <w:sz w:val="28"/>
-          <w:szCs w:val="28"/>
-        </w:rPr>
-        <w:t xml:space="preserve"> Version Control (Git, GitHub)</w:t>
-      </w:r>
-      <w:r>
-        <w:rPr>
-          <w:rFonts w:ascii="Garamond" w:hAnsi="Garamond"/>
-          <w:bCs/>
-          <w:color w:val="auto"/>
-          <w:sz w:val="28"/>
-          <w:szCs w:val="28"/>
-        </w:rPr>
-        <w:t>,</w:t>
-      </w:r>
-      <w:r>
-        <w:rPr>
-          <w:rFonts w:ascii="Garamond" w:hAnsi="Garamond"/>
-          <w:bCs/>
-          <w:color w:val="auto"/>
-          <w:sz w:val="28"/>
-          <w:szCs w:val="28"/>
-        </w:rPr>
-        <w:t xml:space="preserve"> SEO</w:t>
-      </w:r>
-      <w:r>
-        <w:rPr>
-          <w:rFonts w:ascii="Garamond" w:hAnsi="Garamond"/>
-          <w:bCs/>
-          <w:color w:val="auto"/>
-          <w:sz w:val="28"/>
-          <w:szCs w:val="28"/>
-        </w:rPr>
-        <w:t>,</w:t>
-      </w:r>
-      <w:r>
-        <w:rPr>
-          <w:rFonts w:ascii="Garamond" w:hAnsi="Garamond"/>
-          <w:bCs/>
-          <w:color w:val="auto"/>
-          <w:sz w:val="28"/>
-          <w:szCs w:val="28"/>
-        </w:rPr>
-        <w:t xml:space="preserve"> HTML</w:t>
-      </w:r>
-      <w:r>
-        <w:rPr>
-          <w:rFonts w:ascii="Garamond" w:hAnsi="Garamond"/>
-          <w:bCs/>
-          <w:color w:val="auto"/>
-          <w:sz w:val="28"/>
-          <w:szCs w:val="28"/>
-        </w:rPr>
-        <w:t>,</w:t>
-      </w:r>
-      <w:r>
-        <w:rPr>
-          <w:rFonts w:ascii="Garamond" w:hAnsi="Garamond"/>
-          <w:bCs/>
-          <w:color w:val="auto"/>
-          <w:sz w:val="28"/>
-          <w:szCs w:val="28"/>
-        </w:rPr>
-        <w:t xml:space="preserve"> CSS</w:t>
-      </w:r>
-      <w:r>
-        <w:rPr>
-          <w:rFonts w:ascii="Garamond" w:hAnsi="Garamond"/>
-          <w:bCs/>
-          <w:color w:val="auto"/>
-          <w:sz w:val="28"/>
-          <w:szCs w:val="28"/>
-        </w:rPr>
-        <w:t>,</w:t>
-      </w:r>
-      <w:r>
-        <w:rPr>
-          <w:rFonts w:ascii="Garamond" w:hAnsi="Garamond"/>
-          <w:bCs/>
-          <w:color w:val="auto"/>
-          <w:sz w:val="28"/>
-          <w:szCs w:val="28"/>
-        </w:rPr>
-        <w:t xml:space="preserve"> </w:t>
-      </w:r>
-      <w:r>
-        <w:rPr>
-          <w:rFonts w:ascii="Garamond" w:hAnsi="Garamond"/>
-          <w:bCs/>
-          <w:sz w:val="28"/>
-          <w:szCs w:val="28"/>
-        </w:rPr>
-        <w:t>JavaScript</w:t>
-      </w:r>
-      <w:r>
-        <w:rPr>
-          <w:rFonts w:ascii="Garamond" w:hAnsi="Garamond"/>
-          <w:bCs/>
-          <w:sz w:val="28"/>
-          <w:szCs w:val="28"/>
-        </w:rPr>
-        <w:t>,</w:t>
-      </w:r>
-      <w:r>
-        <w:rPr>
-          <w:rFonts w:ascii="Garamond" w:hAnsi="Garamond"/>
-          <w:bCs/>
-          <w:sz w:val="28"/>
-          <w:szCs w:val="28"/>
-        </w:rPr>
-        <w:t xml:space="preserve"> Responsive Design (Flexbox, Grid)</w:t>
-      </w:r>
-      <w:r>
-        <w:rPr>
-          <w:rFonts w:ascii="Garamond" w:hAnsi="Garamond"/>
-          <w:bCs/>
-          <w:color w:val="auto"/>
-          <w:sz w:val="28"/>
-          <w:szCs w:val="28"/>
-        </w:rPr>
-        <w:t>,</w:t>
-      </w:r>
-      <w:r>
-        <w:rPr>
-          <w:rFonts w:ascii="Garamond" w:hAnsi="Garamond"/>
-          <w:bCs/>
-          <w:color w:val="auto"/>
-          <w:sz w:val="28"/>
-          <w:szCs w:val="28"/>
-        </w:rPr>
-        <w:t xml:space="preserve"> UX</w:t>
-      </w:r>
-      <w:r>
-        <w:rPr>
-          <w:rFonts w:ascii="Garamond" w:hAnsi="Garamond"/>
-          <w:bCs/>
-          <w:color w:val="auto"/>
-          <w:sz w:val="28"/>
-          <w:szCs w:val="28"/>
-        </w:rPr>
-        <w:t>,</w:t>
-      </w:r>
-      <w:r>
-        <w:rPr>
-          <w:rFonts w:ascii="Garamond" w:hAnsi="Garamond"/>
-          <w:bCs/>
-          <w:color w:val="auto"/>
-          <w:sz w:val="28"/>
-          <w:szCs w:val="28"/>
-        </w:rPr>
-        <w:t xml:space="preserve"> UI</w:t>
-      </w:r>
-      <w:r>
-        <w:rPr>
-          <w:rFonts w:ascii="Garamond" w:hAnsi="Garamond"/>
-          <w:bCs/>
-          <w:color w:val="auto"/>
-          <w:sz w:val="28"/>
-          <w:szCs w:val="28"/>
-        </w:rPr>
-        <w:t>,</w:t>
-      </w:r>
-      <w:r>
-        <w:rPr>
-          <w:rFonts w:ascii="Garamond" w:hAnsi="Garamond"/>
-          <w:bCs/>
-          <w:color w:val="auto"/>
-          <w:sz w:val="28"/>
-          <w:szCs w:val="28"/>
-        </w:rPr>
-        <w:t xml:space="preserve"> Python</w:t>
-      </w:r>
-      <w:r>
-        <w:rPr>
-          <w:rFonts w:ascii="Garamond" w:hAnsi="Garamond"/>
-          <w:bCs/>
-          <w:color w:val="auto"/>
-          <w:sz w:val="28"/>
-          <w:szCs w:val="28"/>
-        </w:rPr>
-        <w:t>,</w:t>
-      </w:r>
-      <w:r>
-        <w:rPr>
-          <w:rFonts w:ascii="Garamond" w:hAnsi="Garamond"/>
-          <w:bCs/>
-          <w:color w:val="auto"/>
-          <w:sz w:val="28"/>
-          <w:szCs w:val="28"/>
-        </w:rPr>
-        <w:t xml:space="preserve"> SQL</w:t>
-      </w:r>
-      <w:r>
-        <w:rPr>
-          <w:rFonts w:ascii="Garamond" w:hAnsi="Garamond"/>
-          <w:bCs/>
-          <w:color w:val="auto"/>
-          <w:sz w:val="28"/>
-          <w:szCs w:val="28"/>
-        </w:rPr>
-        <w:t>,</w:t>
-      </w:r>
-      <w:r>
-        <w:rPr>
-          <w:rFonts w:ascii="Garamond" w:hAnsi="Garamond"/>
-          <w:bCs/>
-          <w:color w:val="auto"/>
-          <w:sz w:val="28"/>
-          <w:szCs w:val="28"/>
-        </w:rPr>
-        <w:t xml:space="preserve"> Canva</w:t>
-      </w:r>
-      <w:r>
-        <w:rPr>
-          <w:rFonts w:ascii="Garamond" w:hAnsi="Garamond"/>
-          <w:bCs/>
-          <w:color w:val="auto"/>
-          <w:sz w:val="28"/>
-          <w:szCs w:val="28"/>
-        </w:rPr>
-        <w:t>,</w:t>
-      </w:r>
-      <w:r>
-        <w:rPr>
-          <w:rFonts w:ascii="Garamond" w:hAnsi="Garamond"/>
-          <w:bCs/>
-          <w:color w:val="auto"/>
-          <w:sz w:val="28"/>
-          <w:szCs w:val="28"/>
-        </w:rPr>
-        <w:t xml:space="preserve"> </w:t>
+          <w:sz w:val="22"/>
+          <w:szCs w:val="22"/>
+        </w:rPr>
+        <w:t xml:space="preserve"> Version Control (Git, GitHub), SEO, HTML, CSS, </w:t>
+      </w:r>
+      <w:r>
+        <w:rPr>
+          <w:rFonts w:ascii="Garamond" w:hAnsi="Garamond"/>
+          <w:bCs/>
+          <w:sz w:val="22"/>
+          <w:szCs w:val="22"/>
+        </w:rPr>
+        <w:t>JavaScript, Responsive Design (Flexbox, Grid)</w:t>
+      </w:r>
+      <w:r>
+        <w:rPr>
+          <w:rFonts w:ascii="Garamond" w:hAnsi="Garamond"/>
+          <w:bCs/>
+          <w:color w:val="auto"/>
+          <w:sz w:val="22"/>
+          <w:szCs w:val="22"/>
+        </w:rPr>
+        <w:t xml:space="preserve">, UX, UI, Python, SQL, Canva, </w:t>
       </w:r>
       <w:proofErr w:type="spellStart"/>
       <w:r>
@@ -1833,8 +1666,8 @@
           <w:rFonts w:ascii="Garamond" w:hAnsi="Garamond"/>
           <w:bCs/>
           <w:color w:val="auto"/>
-          <w:sz w:val="28"/>
-          <w:szCs w:val="28"/>
+          <w:sz w:val="22"/>
+          <w:szCs w:val="22"/>
         </w:rPr>
         <w:t>GoHighLevel</w:t>
       </w:r>
@@ -1844,70 +1677,10 @@
           <w:rFonts w:ascii="Garamond" w:hAnsi="Garamond"/>
           <w:bCs/>
           <w:color w:val="auto"/>
-          <w:sz w:val="28"/>
-          <w:szCs w:val="28"/>
-        </w:rPr>
-        <w:t xml:space="preserve"> (CRM, CMS)</w:t>
-      </w:r>
-      <w:r>
-        <w:rPr>
-          <w:rFonts w:ascii="Garamond" w:hAnsi="Garamond"/>
-          <w:bCs/>
-          <w:color w:val="auto"/>
-          <w:sz w:val="28"/>
-          <w:szCs w:val="28"/>
-        </w:rPr>
-        <w:t>,</w:t>
-      </w:r>
-      <w:r>
-        <w:rPr>
-          <w:rFonts w:ascii="Garamond" w:hAnsi="Garamond"/>
-          <w:bCs/>
-          <w:color w:val="auto"/>
-          <w:sz w:val="28"/>
-          <w:szCs w:val="28"/>
-        </w:rPr>
-        <w:t xml:space="preserve"> Debugging</w:t>
-      </w:r>
-      <w:r>
-        <w:rPr>
-          <w:rFonts w:ascii="Garamond" w:hAnsi="Garamond"/>
-          <w:bCs/>
-          <w:color w:val="auto"/>
-          <w:sz w:val="28"/>
-          <w:szCs w:val="28"/>
-        </w:rPr>
-        <w:t>,</w:t>
-      </w:r>
-      <w:r>
-        <w:rPr>
-          <w:rFonts w:ascii="Garamond" w:hAnsi="Garamond"/>
-          <w:bCs/>
-          <w:color w:val="auto"/>
-          <w:sz w:val="28"/>
-          <w:szCs w:val="28"/>
-        </w:rPr>
-        <w:t xml:space="preserve"> AI</w:t>
-      </w:r>
-      <w:r>
-        <w:rPr>
-          <w:rFonts w:ascii="Garamond" w:hAnsi="Garamond"/>
-          <w:bCs/>
-          <w:color w:val="auto"/>
-          <w:sz w:val="28"/>
-          <w:szCs w:val="28"/>
-        </w:rPr>
-        <w:t>,</w:t>
-      </w:r>
-      <w:r>
-        <w:rPr>
-          <w:rFonts w:ascii="Garamond" w:hAnsi="Garamond"/>
-          <w:bCs/>
-          <w:color w:val="auto"/>
-          <w:sz w:val="28"/>
-          <w:szCs w:val="28"/>
-        </w:rPr>
-        <w:t xml:space="preserve"> Discord</w:t>
+          <w:sz w:val="22"/>
+          <w:szCs w:val="22"/>
+        </w:rPr>
+        <w:t xml:space="preserve"> (CRM, CMS), Debugging, AI, Discord</w:t>
       </w:r>
     </w:p>
     <w:p>
@@ -1918,8 +1691,8 @@
         <w:rPr>
           <w:rFonts w:ascii="Garamond" w:hAnsi="Garamond"/>
           <w:color w:val="auto"/>
-          <w:sz w:val="28"/>
-          <w:szCs w:val="28"/>
+          <w:sz w:val="22"/>
+          <w:szCs w:val="22"/>
         </w:rPr>
       </w:pPr>
     </w:p>
@@ -1931,262 +1704,30 @@
         <w:rPr>
           <w:rFonts w:ascii="Garamond" w:hAnsi="Garamond"/>
           <w:color w:val="auto"/>
-          <w:sz w:val="28"/>
-          <w:szCs w:val="28"/>
-        </w:rPr>
-      </w:pPr>
-      <w:r>
-        <w:rPr>
-          <w:rFonts w:ascii="Garamond" w:hAnsi="Garamond"/>
-          <w:b/>
-          <w:bCs/>
-          <w:color w:val="auto"/>
-          <w:sz w:val="28"/>
-          <w:szCs w:val="28"/>
-        </w:rPr>
-        <w:t>Soft</w:t>
-      </w:r>
-      <w:r>
-        <w:rPr>
-          <w:rFonts w:ascii="Garamond" w:hAnsi="Garamond"/>
-          <w:b/>
-          <w:bCs/>
-          <w:color w:val="auto"/>
-          <w:sz w:val="28"/>
-          <w:szCs w:val="28"/>
-        </w:rPr>
-        <w:t xml:space="preserve"> </w:t>
-      </w:r>
-      <w:r>
-        <w:rPr>
-          <w:rFonts w:ascii="Garamond" w:hAnsi="Garamond"/>
-          <w:b/>
-          <w:bCs/>
-          <w:color w:val="auto"/>
-          <w:sz w:val="28"/>
-          <w:szCs w:val="28"/>
-        </w:rPr>
-        <w:t>Skills:</w:t>
-      </w:r>
-      <w:r>
-        <w:rPr>
-          <w:rFonts w:ascii="Garamond" w:hAnsi="Garamond"/>
-          <w:bCs/>
-          <w:color w:val="auto"/>
-          <w:sz w:val="28"/>
-          <w:szCs w:val="28"/>
-        </w:rPr>
-        <w:t xml:space="preserve"> </w:t>
-      </w:r>
-      <w:r>
-        <w:rPr>
-          <w:rFonts w:ascii="Garamond" w:hAnsi="Garamond"/>
-          <w:bCs/>
-          <w:color w:val="auto"/>
-          <w:sz w:val="28"/>
-          <w:szCs w:val="28"/>
-        </w:rPr>
-        <w:t>Time Management</w:t>
-      </w:r>
-      <w:r>
-        <w:rPr>
-          <w:rFonts w:ascii="Garamond" w:hAnsi="Garamond"/>
-          <w:bCs/>
-          <w:color w:val="auto"/>
-          <w:sz w:val="28"/>
-          <w:szCs w:val="28"/>
-        </w:rPr>
-        <w:t>,</w:t>
-      </w:r>
-      <w:r>
-        <w:rPr>
-          <w:rFonts w:ascii="Garamond" w:hAnsi="Garamond"/>
-          <w:bCs/>
-          <w:color w:val="auto"/>
-          <w:sz w:val="28"/>
-          <w:szCs w:val="28"/>
-        </w:rPr>
-        <w:t xml:space="preserve"> Teamwork</w:t>
-      </w:r>
-      <w:r>
-        <w:rPr>
-          <w:rFonts w:ascii="Garamond" w:hAnsi="Garamond"/>
-          <w:bCs/>
-          <w:color w:val="auto"/>
-          <w:sz w:val="28"/>
-          <w:szCs w:val="28"/>
-        </w:rPr>
-        <w:t>,</w:t>
-      </w:r>
-      <w:r>
-        <w:rPr>
-          <w:rFonts w:ascii="Garamond" w:hAnsi="Garamond"/>
-          <w:bCs/>
-          <w:color w:val="auto"/>
-          <w:sz w:val="28"/>
-          <w:szCs w:val="28"/>
-        </w:rPr>
-        <w:t xml:space="preserve"> Collaboration</w:t>
-      </w:r>
-      <w:r>
-        <w:rPr>
-          <w:rFonts w:ascii="Garamond" w:hAnsi="Garamond"/>
-          <w:bCs/>
-          <w:color w:val="auto"/>
-          <w:sz w:val="28"/>
-          <w:szCs w:val="28"/>
-        </w:rPr>
-        <w:t>,</w:t>
-      </w:r>
-      <w:r>
-        <w:rPr>
-          <w:rFonts w:ascii="Garamond" w:hAnsi="Garamond"/>
-          <w:bCs/>
-          <w:color w:val="auto"/>
-          <w:sz w:val="28"/>
-          <w:szCs w:val="28"/>
-        </w:rPr>
-        <w:t xml:space="preserve"> Communication</w:t>
-      </w:r>
-      <w:r>
-        <w:rPr>
-          <w:rFonts w:ascii="Garamond" w:hAnsi="Garamond"/>
-          <w:bCs/>
-          <w:color w:val="auto"/>
-          <w:sz w:val="28"/>
-          <w:szCs w:val="28"/>
-        </w:rPr>
-        <w:t>,</w:t>
-      </w:r>
-      <w:r>
-        <w:rPr>
-          <w:rFonts w:ascii="Garamond" w:hAnsi="Garamond"/>
-          <w:bCs/>
-          <w:color w:val="auto"/>
-          <w:sz w:val="28"/>
-          <w:szCs w:val="28"/>
-        </w:rPr>
-        <w:t xml:space="preserve"> </w:t>
-      </w:r>
-      <w:r>
-        <w:rPr>
-          <w:rFonts w:ascii="Garamond" w:hAnsi="Garamond"/>
-          <w:bCs/>
-          <w:color w:val="auto"/>
-          <w:sz w:val="28"/>
-          <w:szCs w:val="28"/>
-        </w:rPr>
-        <w:t xml:space="preserve">Customer Service, </w:t>
-      </w:r>
-      <w:r>
-        <w:rPr>
-          <w:rFonts w:ascii="Garamond" w:hAnsi="Garamond"/>
-          <w:bCs/>
-          <w:color w:val="auto"/>
-          <w:sz w:val="28"/>
-          <w:szCs w:val="28"/>
-        </w:rPr>
-        <w:t>Adaptability</w:t>
-      </w:r>
-      <w:r>
-        <w:rPr>
-          <w:rFonts w:ascii="Garamond" w:hAnsi="Garamond"/>
-          <w:bCs/>
-          <w:color w:val="auto"/>
-          <w:sz w:val="28"/>
-          <w:szCs w:val="28"/>
-        </w:rPr>
-        <w:t>,</w:t>
-      </w:r>
-      <w:r>
-        <w:rPr>
-          <w:rFonts w:ascii="Garamond" w:hAnsi="Garamond"/>
-          <w:bCs/>
-          <w:color w:val="auto"/>
-          <w:sz w:val="28"/>
-          <w:szCs w:val="28"/>
-        </w:rPr>
-        <w:t xml:space="preserve"> </w:t>
-      </w:r>
-      <w:r>
-        <w:rPr>
-          <w:rFonts w:ascii="Garamond" w:hAnsi="Garamond"/>
-          <w:bCs/>
-          <w:color w:val="auto"/>
-          <w:sz w:val="28"/>
-          <w:szCs w:val="28"/>
-        </w:rPr>
-        <w:t>Problem-Solving</w:t>
-      </w:r>
-      <w:r>
-        <w:rPr>
-          <w:rFonts w:ascii="Garamond" w:hAnsi="Garamond"/>
-          <w:bCs/>
-          <w:color w:val="auto"/>
-          <w:sz w:val="28"/>
-          <w:szCs w:val="28"/>
-        </w:rPr>
-        <w:t>,</w:t>
-      </w:r>
-      <w:r>
-        <w:rPr>
-          <w:rFonts w:ascii="Garamond" w:hAnsi="Garamond"/>
-          <w:bCs/>
-          <w:color w:val="auto"/>
-          <w:sz w:val="28"/>
-          <w:szCs w:val="28"/>
-        </w:rPr>
-        <w:t xml:space="preserve"> </w:t>
-      </w:r>
-      <w:r>
-        <w:rPr>
-          <w:rFonts w:ascii="Garamond" w:hAnsi="Garamond"/>
-          <w:bCs/>
-          <w:color w:val="auto"/>
-          <w:sz w:val="28"/>
-          <w:szCs w:val="28"/>
-        </w:rPr>
-        <w:t>Attention to Detail</w:t>
-      </w:r>
-      <w:r>
-        <w:rPr>
-          <w:rFonts w:ascii="Garamond" w:hAnsi="Garamond"/>
-          <w:bCs/>
-          <w:color w:val="auto"/>
-          <w:sz w:val="28"/>
-          <w:szCs w:val="28"/>
-        </w:rPr>
-        <w:t>,</w:t>
-      </w:r>
-      <w:r>
-        <w:rPr>
-          <w:rFonts w:ascii="Garamond" w:hAnsi="Garamond"/>
-          <w:bCs/>
-          <w:color w:val="auto"/>
-          <w:sz w:val="28"/>
-          <w:szCs w:val="28"/>
-        </w:rPr>
-        <w:t xml:space="preserve"> Self-Motivation</w:t>
-      </w:r>
-      <w:r>
-        <w:rPr>
-          <w:rFonts w:ascii="Garamond" w:hAnsi="Garamond"/>
-          <w:bCs/>
-          <w:color w:val="auto"/>
-          <w:sz w:val="28"/>
-          <w:szCs w:val="28"/>
-        </w:rPr>
-        <w:t>,</w:t>
-      </w:r>
-      <w:r>
-        <w:rPr>
-          <w:rFonts w:ascii="Garamond" w:hAnsi="Garamond"/>
-          <w:bCs/>
-          <w:color w:val="auto"/>
-          <w:sz w:val="28"/>
-          <w:szCs w:val="28"/>
-        </w:rPr>
-        <w:t xml:space="preserve"> Analytical Thinking</w:t>
+          <w:sz w:val="22"/>
+          <w:szCs w:val="22"/>
+        </w:rPr>
+      </w:pPr>
+      <w:r>
+        <w:rPr>
+          <w:rFonts w:ascii="Garamond" w:hAnsi="Garamond"/>
+          <w:b/>
+          <w:bCs/>
+          <w:color w:val="auto"/>
+          <w:sz w:val="22"/>
+          <w:szCs w:val="22"/>
+        </w:rPr>
+        <w:t>Soft Skills:</w:t>
+      </w:r>
+      <w:r>
+        <w:rPr>
+          <w:rFonts w:ascii="Garamond" w:hAnsi="Garamond"/>
+          <w:bCs/>
+          <w:color w:val="auto"/>
+          <w:sz w:val="22"/>
+          <w:szCs w:val="22"/>
+        </w:rPr>
+        <w:t xml:space="preserve"> Time Management, Teamwork, Collaboration, Communication, Customer Service, Adaptability, Problem-Solving, Attention to Detail, Self-Motivation, Analytical Thinking</w:t>
       </w:r>
     </w:p>
     <w:p>
@@ -2197,8 +1738,8 @@
         <w:rPr>
           <w:rFonts w:ascii="Garamond" w:hAnsi="Garamond"/>
           <w:color w:val="auto"/>
-          <w:sz w:val="28"/>
-          <w:szCs w:val="28"/>
+          <w:sz w:val="22"/>
+          <w:szCs w:val="22"/>
         </w:rPr>
       </w:pPr>
     </w:p>
@@ -2208,161 +1749,33 @@
         <w:rPr>
           <w:rFonts w:ascii="Garamond" w:hAnsi="Garamond"/>
           <w:color w:val="auto"/>
-          <w:sz w:val="28"/>
-          <w:szCs w:val="28"/>
-        </w:rPr>
-      </w:pPr>
-      <w:r>
-        <w:rPr>
-          <w:rFonts w:ascii="Garamond" w:hAnsi="Garamond"/>
-          <w:b/>
-          <w:bCs/>
-          <w:color w:val="auto"/>
-          <w:sz w:val="28"/>
-          <w:szCs w:val="28"/>
-        </w:rPr>
-        <w:t>Interests</w:t>
-      </w:r>
-      <w:r>
-        <w:rPr>
-          <w:rFonts w:ascii="Garamond" w:hAnsi="Garamond"/>
-          <w:b/>
-          <w:bCs/>
-          <w:color w:val="auto"/>
-          <w:sz w:val="28"/>
-          <w:szCs w:val="28"/>
-        </w:rPr>
-        <w:t>:</w:t>
-      </w:r>
-      <w:r>
-        <w:rPr>
-          <w:rFonts w:ascii="Garamond" w:hAnsi="Garamond"/>
-          <w:b/>
-          <w:bCs/>
-          <w:color w:val="auto"/>
-          <w:sz w:val="28"/>
-          <w:szCs w:val="28"/>
-        </w:rPr>
-        <w:t xml:space="preserve"> </w:t>
-      </w:r>
-      <w:r>
-        <w:rPr>
-          <w:rFonts w:ascii="Garamond" w:hAnsi="Garamond"/>
-          <w:color w:val="auto"/>
-          <w:sz w:val="28"/>
-          <w:szCs w:val="28"/>
-        </w:rPr>
-        <w:t>Gaming</w:t>
-      </w:r>
-      <w:r>
-        <w:rPr>
-          <w:rFonts w:ascii="Garamond" w:hAnsi="Garamond"/>
-          <w:color w:val="auto"/>
-          <w:sz w:val="28"/>
-          <w:szCs w:val="28"/>
-        </w:rPr>
-        <w:t>,</w:t>
-      </w:r>
-      <w:r>
-        <w:rPr>
-          <w:rFonts w:ascii="Garamond" w:hAnsi="Garamond"/>
-          <w:color w:val="auto"/>
-          <w:sz w:val="28"/>
-          <w:szCs w:val="28"/>
-        </w:rPr>
-        <w:t xml:space="preserve"> Tech,</w:t>
-      </w:r>
-      <w:r>
-        <w:rPr>
-          <w:rFonts w:ascii="Garamond" w:hAnsi="Garamond"/>
-          <w:color w:val="auto"/>
-          <w:sz w:val="28"/>
-          <w:szCs w:val="28"/>
-        </w:rPr>
-        <w:t xml:space="preserve"> </w:t>
-      </w:r>
-      <w:r>
-        <w:rPr>
-          <w:rFonts w:ascii="Garamond" w:hAnsi="Garamond"/>
-          <w:color w:val="auto"/>
-          <w:sz w:val="28"/>
-          <w:szCs w:val="28"/>
-        </w:rPr>
-        <w:t xml:space="preserve">Web, </w:t>
-      </w:r>
-      <w:r>
-        <w:rPr>
-          <w:rFonts w:ascii="Garamond" w:hAnsi="Garamond"/>
-          <w:color w:val="auto"/>
-          <w:sz w:val="28"/>
-          <w:szCs w:val="28"/>
-        </w:rPr>
-        <w:t>Reading</w:t>
-      </w:r>
-      <w:r>
-        <w:rPr>
-          <w:rFonts w:ascii="Garamond" w:hAnsi="Garamond"/>
-          <w:color w:val="auto"/>
-          <w:sz w:val="28"/>
-          <w:szCs w:val="28"/>
-        </w:rPr>
-        <w:t>,</w:t>
-      </w:r>
-      <w:r>
-        <w:rPr>
-          <w:rFonts w:ascii="Garamond" w:hAnsi="Garamond"/>
-          <w:color w:val="auto"/>
-          <w:sz w:val="28"/>
-          <w:szCs w:val="28"/>
-        </w:rPr>
-        <w:t xml:space="preserve"> </w:t>
-      </w:r>
-      <w:r>
-        <w:rPr>
-          <w:rFonts w:ascii="Garamond" w:hAnsi="Garamond"/>
-          <w:color w:val="auto"/>
-          <w:sz w:val="28"/>
-          <w:szCs w:val="28"/>
-        </w:rPr>
-        <w:t>Running</w:t>
-      </w:r>
-      <w:r>
-        <w:rPr>
-          <w:rFonts w:ascii="Garamond" w:hAnsi="Garamond"/>
-          <w:color w:val="auto"/>
-          <w:sz w:val="28"/>
-          <w:szCs w:val="28"/>
-        </w:rPr>
-        <w:t>,</w:t>
-      </w:r>
-      <w:r>
-        <w:rPr>
-          <w:rFonts w:ascii="Garamond" w:hAnsi="Garamond"/>
-          <w:color w:val="auto"/>
-          <w:sz w:val="28"/>
-          <w:szCs w:val="28"/>
-        </w:rPr>
-        <w:t xml:space="preserve"> Hiking</w:t>
-      </w:r>
-      <w:r>
-        <w:rPr>
-          <w:rFonts w:ascii="Garamond" w:hAnsi="Garamond"/>
-          <w:color w:val="auto"/>
-          <w:sz w:val="28"/>
-          <w:szCs w:val="28"/>
-        </w:rPr>
-        <w:t>,</w:t>
-      </w:r>
-      <w:r>
-        <w:rPr>
-          <w:rFonts w:ascii="Garamond" w:hAnsi="Garamond"/>
-          <w:color w:val="auto"/>
-          <w:sz w:val="28"/>
-          <w:szCs w:val="28"/>
-        </w:rPr>
-        <w:t xml:space="preserve"> Meditation</w:t>
+          <w:sz w:val="22"/>
+          <w:szCs w:val="22"/>
+        </w:rPr>
+      </w:pPr>
+      <w:r>
+        <w:rPr>
+          <w:rFonts w:ascii="Garamond" w:hAnsi="Garamond"/>
+          <w:b/>
+          <w:bCs/>
+          <w:color w:val="auto"/>
+          <w:sz w:val="22"/>
+          <w:szCs w:val="22"/>
+        </w:rPr>
+        <w:t xml:space="preserve">Interests: </w:t>
+      </w:r>
+      <w:r>
+        <w:rPr>
+          <w:rFonts w:ascii="Garamond" w:hAnsi="Garamond"/>
+          <w:color w:val="auto"/>
+          <w:sz w:val="22"/>
+          <w:szCs w:val="22"/>
+        </w:rPr>
+        <w:t>Gaming, Tech, Web, Reading, Running, Hiking, Meditation</w:t>
       </w:r>
     </w:p>
+    <w:p/>
+    <w:p/>
     <w:sectPr>
       <w:pgSz w:w="12240" w:h="15840"/>
       <w:pgMar w:top="432" w:right="720" w:bottom="432" w:left="720" w:header="720" w:footer="346" w:gutter="0"/>

--- a/assets/pdf/noah_hamblen_portfolio_resume2.docx
+++ b/assets/pdf/noah_hamblen_portfolio_resume2.docx
@@ -1354,6 +1354,119 @@
     <w:p>
       <w:pPr>
         <w:pStyle w:val="Default"/>
+        <w:spacing w:after="3"/>
+        <w:jc w:val="both"/>
+        <w:rPr>
+          <w:rFonts w:ascii="Garamond" w:hAnsi="Garamond"/>
+          <w:b/>
+          <w:bCs/>
+          <w:color w:val="auto"/>
+          <w:sz w:val="22"/>
+          <w:szCs w:val="22"/>
+        </w:rPr>
+      </w:pPr>
+      <w:r>
+        <w:rPr>
+          <w:rFonts w:ascii="Garamond" w:hAnsi="Garamond"/>
+          <w:b/>
+          <w:bCs/>
+          <w:color w:val="auto"/>
+          <w:sz w:val="22"/>
+          <w:szCs w:val="22"/>
+        </w:rPr>
+        <w:t xml:space="preserve">IGEL Certified Professional </w:t>
+      </w:r>
+      <w:r>
+        <w:rPr>
+          <w:rFonts w:ascii="Garamond" w:hAnsi="Garamond"/>
+          <w:b/>
+          <w:bCs/>
+          <w:color w:val="auto"/>
+          <w:sz w:val="22"/>
+          <w:szCs w:val="22"/>
+        </w:rPr>
+        <w:tab/>
+      </w:r>
+      <w:r>
+        <w:rPr>
+          <w:rFonts w:ascii="Garamond" w:hAnsi="Garamond"/>
+          <w:b/>
+          <w:bCs/>
+          <w:color w:val="auto"/>
+          <w:sz w:val="22"/>
+          <w:szCs w:val="22"/>
+        </w:rPr>
+        <w:tab/>
+      </w:r>
+      <w:r>
+        <w:rPr>
+          <w:rFonts w:ascii="Garamond" w:hAnsi="Garamond"/>
+          <w:b/>
+          <w:bCs/>
+          <w:color w:val="auto"/>
+          <w:sz w:val="22"/>
+          <w:szCs w:val="22"/>
+        </w:rPr>
+        <w:tab/>
+      </w:r>
+      <w:r>
+        <w:rPr>
+          <w:rFonts w:ascii="Garamond" w:hAnsi="Garamond"/>
+          <w:b/>
+          <w:bCs/>
+          <w:color w:val="auto"/>
+          <w:sz w:val="22"/>
+          <w:szCs w:val="22"/>
+        </w:rPr>
+        <w:tab/>
+      </w:r>
+      <w:r>
+        <w:rPr>
+          <w:rFonts w:ascii="Garamond" w:hAnsi="Garamond"/>
+          <w:b/>
+          <w:bCs/>
+          <w:color w:val="auto"/>
+          <w:sz w:val="22"/>
+          <w:szCs w:val="22"/>
+        </w:rPr>
+        <w:tab/>
+      </w:r>
+      <w:r>
+        <w:rPr>
+          <w:rFonts w:ascii="Garamond" w:hAnsi="Garamond"/>
+          <w:b/>
+          <w:bCs/>
+          <w:color w:val="auto"/>
+          <w:sz w:val="22"/>
+          <w:szCs w:val="22"/>
+        </w:rPr>
+        <w:tab/>
+        <w:t xml:space="preserve">                       </w:t>
+      </w:r>
+      <w:r>
+        <w:rPr>
+          <w:rFonts w:ascii="Garamond" w:hAnsi="Garamond"/>
+          <w:b/>
+          <w:bCs/>
+          <w:sz w:val="22"/>
+          <w:szCs w:val="22"/>
+        </w:rPr>
+        <w:t>December 2025</w:t>
+      </w:r>
+      <w:r>
+        <w:rPr>
+          <w:rFonts w:ascii="Garamond" w:hAnsi="Garamond"/>
+          <w:b/>
+          <w:bCs/>
+          <w:sz w:val="22"/>
+          <w:szCs w:val="22"/>
+        </w:rPr>
+        <w:t xml:space="preserve"> – December 2027</w:t>
+      </w:r>
+    </w:p>
+    <w:p>
+      <w:pPr>
+        <w:pStyle w:val="Default"/>
         <w:rPr>
           <w:rFonts w:ascii="Garamond" w:hAnsi="Garamond"/>
           <w:b/>
@@ -1495,18 +1608,18 @@
           <w:sz w:val="22"/>
           <w:szCs w:val="22"/>
         </w:rPr>
-        <w:t xml:space="preserve">CompTIA A+                                                                                                                        </w:t>
-      </w:r>
-      <w:r>
-        <w:rPr>
-          <w:rFonts w:ascii="Garamond" w:hAnsi="Garamond"/>
-          <w:b/>
-          <w:bCs/>
-          <w:color w:val="auto"/>
-          <w:sz w:val="22"/>
-          <w:szCs w:val="22"/>
-        </w:rPr>
-        <w:t xml:space="preserve"> </w:t>
+        <w:t xml:space="preserve">CompTIA A+                                                                                                                       </w:t>
+      </w:r>
+      <w:r>
+        <w:rPr>
+          <w:rFonts w:ascii="Garamond" w:hAnsi="Garamond"/>
+          <w:b/>
+          <w:bCs/>
+          <w:color w:val="auto"/>
+          <w:sz w:val="22"/>
+          <w:szCs w:val="22"/>
+        </w:rPr>
+        <w:t xml:space="preserve">  </w:t>
       </w:r>
       <w:r>
         <w:rPr>

--- a/assets/pdf/noah_hamblen_portfolio_resume2.docx
+++ b/assets/pdf/noah_hamblen_portfolio_resume2.docx
@@ -68,19 +68,11 @@
         <w:r>
           <w:rPr>
             <w:rStyle w:val="Hyperlink"/>
-            <w:rFonts w:ascii="Garamond" w:hAnsi="Garamond"/>
-            <w:sz w:val="22"/>
-            <w:szCs w:val="22"/>
           </w:rPr>
-          <w:t>Nhamblen21@gmail.com</w:t>
+          <w:t>contact@noahhamblen.com</w:t>
         </w:r>
       </w:hyperlink>
       <w:r>
-        <w:rPr>
-          <w:rFonts w:ascii="Garamond" w:hAnsi="Garamond"/>
-          <w:sz w:val="22"/>
-          <w:szCs w:val="22"/>
-        </w:rPr>
         <w:t xml:space="preserve"> </w:t>
       </w:r>
       <w:r>

--- a/assets/pdf/noah_hamblen_portfolio_resume2.docx
+++ b/assets/pdf/noah_hamblen_portfolio_resume2.docx
@@ -68,11 +68,17 @@
         <w:r>
           <w:rPr>
             <w:rStyle w:val="Hyperlink"/>
+            <w:rFonts w:ascii="Garamond" w:hAnsi="Garamond"/>
+            <w:sz w:val="22"/>
+            <w:szCs w:val="22"/>
           </w:rPr>
           <w:t>contact@noahhamblen.com</w:t>
         </w:r>
       </w:hyperlink>
       <w:r>
+        <w:rPr>
+          <w:rFonts w:ascii="Garamond" w:hAnsi="Garamond"/>
+        </w:rPr>
         <w:t xml:space="preserve"> </w:t>
       </w:r>
       <w:r>
@@ -85,7 +91,7 @@
       </w:r>
       <w:r>
         <w:rPr>
-          <w:rFonts w:ascii="Segoe UI Symbol" w:hAnsi="Segoe UI Symbol" w:cs="Segoe UI Symbol"/>
+          <w:rFonts w:ascii="Garamond" w:hAnsi="Garamond" w:cs="Segoe UI Symbol"/>
           <w:sz w:val="22"/>
           <w:szCs w:val="22"/>
         </w:rPr>
@@ -395,29 +401,7 @@
           <w:szCs w:val="22"/>
         </w:rPr>
         <w:tab/>
-        <w:t xml:space="preserve">                  </w:t>
-      </w:r>
-      <w:r>
-        <w:rPr>
-          <w:rFonts w:ascii="Garamond" w:hAnsi="Garamond"/>
-          <w:b/>
-          <w:bCs/>
-          <w:color w:val="auto"/>
-          <w:sz w:val="22"/>
-          <w:szCs w:val="22"/>
-        </w:rPr>
-        <w:t xml:space="preserve">                                </w:t>
-      </w:r>
-      <w:r>
-        <w:rPr>
-          <w:rFonts w:ascii="Garamond" w:hAnsi="Garamond"/>
-          <w:b/>
-          <w:bCs/>
-          <w:color w:val="auto"/>
-          <w:sz w:val="22"/>
-          <w:szCs w:val="22"/>
-        </w:rPr>
-        <w:t>December 2024 – February 2025</w:t>
+        <w:t xml:space="preserve">                                                  December 2024 – February 2025</w:t>
       </w:r>
     </w:p>
     <w:p>
@@ -552,29 +536,7 @@
           <w:szCs w:val="22"/>
         </w:rPr>
         <w:tab/>
-        <w:t xml:space="preserve">                    </w:t>
-      </w:r>
-      <w:r>
-        <w:rPr>
-          <w:rFonts w:ascii="Garamond" w:hAnsi="Garamond"/>
-          <w:bCs/>
-          <w:i/>
-          <w:color w:val="auto"/>
-          <w:sz w:val="22"/>
-          <w:szCs w:val="22"/>
-        </w:rPr>
-        <w:t xml:space="preserve">                     </w:t>
-      </w:r>
-      <w:r>
-        <w:rPr>
-          <w:rFonts w:ascii="Garamond" w:hAnsi="Garamond"/>
-          <w:bCs/>
-          <w:i/>
-          <w:color w:val="auto"/>
-          <w:sz w:val="22"/>
-          <w:szCs w:val="22"/>
-        </w:rPr>
-        <w:t xml:space="preserve"> Remote</w:t>
+        <w:t xml:space="preserve">                                          Remote</w:t>
       </w:r>
     </w:p>
     <w:p>
@@ -700,29 +662,7 @@
           <w:sz w:val="22"/>
           <w:szCs w:val="22"/>
         </w:rPr>
-        <w:t xml:space="preserve">Metropolitan Community College                                        </w:t>
-      </w:r>
-      <w:r>
-        <w:rPr>
-          <w:rFonts w:ascii="Garamond" w:hAnsi="Garamond"/>
-          <w:b/>
-          <w:bCs/>
-          <w:color w:val="auto"/>
-          <w:sz w:val="22"/>
-          <w:szCs w:val="22"/>
-        </w:rPr>
-        <w:t xml:space="preserve">                                          </w:t>
-      </w:r>
-      <w:r>
-        <w:rPr>
-          <w:rFonts w:ascii="Garamond" w:hAnsi="Garamond"/>
-          <w:b/>
-          <w:bCs/>
-          <w:color w:val="auto"/>
-          <w:sz w:val="22"/>
-          <w:szCs w:val="22"/>
-        </w:rPr>
-        <w:t>September 2022 – December 2022</w:t>
+        <w:t>Metropolitan Community College                                                                                  September 2022 – December 2022</w:t>
       </w:r>
     </w:p>
     <w:p>
@@ -779,29 +719,7 @@
           <w:sz w:val="22"/>
           <w:szCs w:val="22"/>
         </w:rPr>
-        <w:t xml:space="preserve">                              </w:t>
-      </w:r>
-      <w:r>
-        <w:rPr>
-          <w:rFonts w:ascii="Garamond" w:hAnsi="Garamond"/>
-          <w:bCs/>
-          <w:i/>
-          <w:color w:val="auto"/>
-          <w:sz w:val="22"/>
-          <w:szCs w:val="22"/>
-        </w:rPr>
-        <w:t xml:space="preserve">             </w:t>
-      </w:r>
-      <w:r>
-        <w:rPr>
-          <w:rFonts w:ascii="Garamond" w:hAnsi="Garamond"/>
-          <w:bCs/>
-          <w:i/>
-          <w:color w:val="auto"/>
-          <w:sz w:val="22"/>
-          <w:szCs w:val="22"/>
-        </w:rPr>
-        <w:t>Omaha, NE</w:t>
+        <w:t xml:space="preserve">                                           Omaha, NE</w:t>
       </w:r>
     </w:p>
     <w:p>
@@ -1052,29 +970,18 @@
           <w:szCs w:val="22"/>
         </w:rPr>
         <w:tab/>
-        <w:t xml:space="preserve">            </w:t>
-      </w:r>
-      <w:r>
-        <w:rPr>
-          <w:rFonts w:ascii="Garamond" w:hAnsi="Garamond"/>
-          <w:b/>
-          <w:bCs/>
-          <w:color w:val="auto"/>
-          <w:sz w:val="22"/>
-          <w:szCs w:val="22"/>
-        </w:rPr>
-        <w:t xml:space="preserve">                           </w:t>
-      </w:r>
-      <w:r>
-        <w:rPr>
-          <w:rFonts w:ascii="Garamond" w:hAnsi="Garamond"/>
-          <w:b/>
-          <w:bCs/>
-          <w:color w:val="auto"/>
-          <w:sz w:val="22"/>
-          <w:szCs w:val="22"/>
-        </w:rPr>
-        <w:t xml:space="preserve">October 2024 – Present </w:t>
+        <w:t xml:space="preserve">                                       </w:t>
+      </w:r>
+      <w:r>
+        <w:rPr>
+          <w:rFonts w:ascii="Garamond" w:hAnsi="Garamond"/>
+          <w:b/>
+          <w:bCs/>
+          <w:color w:val="auto"/>
+          <w:sz w:val="22"/>
+          <w:szCs w:val="22"/>
+        </w:rPr>
+        <w:t xml:space="preserve">                      April 2026</w:t>
       </w:r>
     </w:p>
     <w:p>
@@ -1098,9 +1005,84 @@
           <w:sz w:val="22"/>
           <w:szCs w:val="22"/>
         </w:rPr>
-        <w:t xml:space="preserve">Bachelor of Science (B.S.) in Web Development                                                                                 </w:t>
-      </w:r>
-      <w:r>
+        <w:t>Bachelor of Science (B.S.) in Web Development                                                                                                                           Remote</w:t>
+      </w:r>
+    </w:p>
+    <w:p>
+      <w:pPr>
+        <w:pStyle w:val="Default"/>
+        <w:rPr>
+          <w:rFonts w:ascii="Garamond" w:hAnsi="Garamond"/>
+          <w:b/>
+          <w:bCs/>
+          <w:color w:val="auto"/>
+          <w:sz w:val="22"/>
+          <w:szCs w:val="22"/>
+        </w:rPr>
+      </w:pPr>
+    </w:p>
+    <w:p>
+      <w:pPr>
+        <w:pStyle w:val="Default"/>
+        <w:rPr>
+          <w:rFonts w:ascii="Garamond" w:hAnsi="Garamond"/>
+          <w:b/>
+          <w:bCs/>
+          <w:color w:val="auto"/>
+          <w:sz w:val="22"/>
+          <w:szCs w:val="22"/>
+        </w:rPr>
+      </w:pPr>
+      <w:r>
+        <w:rPr>
+          <w:rFonts w:ascii="Garamond" w:hAnsi="Garamond"/>
+          <w:b/>
+          <w:bCs/>
+          <w:color w:val="auto"/>
+          <w:sz w:val="22"/>
+          <w:szCs w:val="22"/>
+        </w:rPr>
+        <w:t xml:space="preserve">Metropolitan Community College </w:t>
+      </w:r>
+      <w:r>
+        <w:rPr>
+          <w:rFonts w:ascii="Garamond" w:hAnsi="Garamond"/>
+          <w:b/>
+          <w:bCs/>
+          <w:color w:val="auto"/>
+          <w:sz w:val="22"/>
+          <w:szCs w:val="22"/>
+        </w:rPr>
+        <w:tab/>
+      </w:r>
+      <w:r>
+        <w:rPr>
+          <w:rFonts w:ascii="Garamond" w:hAnsi="Garamond"/>
+          <w:b/>
+          <w:bCs/>
+          <w:color w:val="auto"/>
+          <w:sz w:val="22"/>
+          <w:szCs w:val="22"/>
+        </w:rPr>
+        <w:tab/>
+        <w:t xml:space="preserve">                     </w:t>
+      </w:r>
+      <w:r>
+        <w:rPr>
+          <w:rFonts w:ascii="Garamond" w:hAnsi="Garamond"/>
+          <w:b/>
+          <w:bCs/>
+          <w:color w:val="auto"/>
+          <w:sz w:val="22"/>
+          <w:szCs w:val="22"/>
+        </w:rPr>
+        <w:tab/>
+        <w:t xml:space="preserve">                                                                           May 2024  </w:t>
+      </w:r>
+    </w:p>
+    <w:p>
+      <w:pPr>
+        <w:pStyle w:val="Default"/>
         <w:rPr>
           <w:rFonts w:ascii="Garamond" w:hAnsi="Garamond"/>
           <w:i/>
@@ -1109,8 +1091,7 @@
           <w:sz w:val="22"/>
           <w:szCs w:val="22"/>
         </w:rPr>
-        <w:t xml:space="preserve">                                          </w:t>
-      </w:r>
+      </w:pPr>
       <w:r>
         <w:rPr>
           <w:rFonts w:ascii="Garamond" w:hAnsi="Garamond"/>
@@ -1120,147 +1101,7 @@
           <w:sz w:val="22"/>
           <w:szCs w:val="22"/>
         </w:rPr>
-        <w:t>Remote</w:t>
-      </w:r>
-    </w:p>
-    <w:p>
-      <w:pPr>
-        <w:pStyle w:val="Default"/>
-        <w:rPr>
-          <w:rFonts w:ascii="Garamond" w:hAnsi="Garamond"/>
-          <w:b/>
-          <w:bCs/>
-          <w:color w:val="auto"/>
-          <w:sz w:val="22"/>
-          <w:szCs w:val="22"/>
-        </w:rPr>
-      </w:pPr>
-    </w:p>
-    <w:p>
-      <w:pPr>
-        <w:pStyle w:val="Default"/>
-        <w:rPr>
-          <w:rFonts w:ascii="Garamond" w:hAnsi="Garamond"/>
-          <w:b/>
-          <w:bCs/>
-          <w:color w:val="auto"/>
-          <w:sz w:val="22"/>
-          <w:szCs w:val="22"/>
-        </w:rPr>
-      </w:pPr>
-      <w:r>
-        <w:rPr>
-          <w:rFonts w:ascii="Garamond" w:hAnsi="Garamond"/>
-          <w:b/>
-          <w:bCs/>
-          <w:color w:val="auto"/>
-          <w:sz w:val="22"/>
-          <w:szCs w:val="22"/>
-        </w:rPr>
-        <w:t xml:space="preserve">Metropolitan Community College </w:t>
-      </w:r>
-      <w:r>
-        <w:rPr>
-          <w:rFonts w:ascii="Garamond" w:hAnsi="Garamond"/>
-          <w:b/>
-          <w:bCs/>
-          <w:color w:val="auto"/>
-          <w:sz w:val="22"/>
-          <w:szCs w:val="22"/>
-        </w:rPr>
-        <w:tab/>
-      </w:r>
-      <w:r>
-        <w:rPr>
-          <w:rFonts w:ascii="Garamond" w:hAnsi="Garamond"/>
-          <w:b/>
-          <w:bCs/>
-          <w:color w:val="auto"/>
-          <w:sz w:val="22"/>
-          <w:szCs w:val="22"/>
-        </w:rPr>
-        <w:tab/>
-        <w:t xml:space="preserve">                     </w:t>
-      </w:r>
-      <w:r>
-        <w:rPr>
-          <w:rFonts w:ascii="Garamond" w:hAnsi="Garamond"/>
-          <w:b/>
-          <w:bCs/>
-          <w:color w:val="auto"/>
-          <w:sz w:val="22"/>
-          <w:szCs w:val="22"/>
-        </w:rPr>
-        <w:tab/>
-        <w:t xml:space="preserve">                                   </w:t>
-      </w:r>
-      <w:r>
-        <w:rPr>
-          <w:rFonts w:ascii="Garamond" w:hAnsi="Garamond"/>
-          <w:b/>
-          <w:bCs/>
-          <w:color w:val="auto"/>
-          <w:sz w:val="22"/>
-          <w:szCs w:val="22"/>
-        </w:rPr>
-        <w:t xml:space="preserve">                                        </w:t>
-      </w:r>
-      <w:r>
-        <w:rPr>
-          <w:rFonts w:ascii="Garamond" w:hAnsi="Garamond"/>
-          <w:b/>
-          <w:bCs/>
-          <w:color w:val="auto"/>
-          <w:sz w:val="22"/>
-          <w:szCs w:val="22"/>
-        </w:rPr>
-        <w:t xml:space="preserve">May 2024  </w:t>
-      </w:r>
-    </w:p>
-    <w:p>
-      <w:pPr>
-        <w:pStyle w:val="Default"/>
-        <w:rPr>
-          <w:rFonts w:ascii="Garamond" w:hAnsi="Garamond"/>
-          <w:i/>
-          <w:iCs/>
-          <w:color w:val="auto"/>
-          <w:sz w:val="22"/>
-          <w:szCs w:val="22"/>
-        </w:rPr>
-      </w:pPr>
-      <w:r>
-        <w:rPr>
-          <w:rFonts w:ascii="Garamond" w:hAnsi="Garamond"/>
-          <w:i/>
-          <w:iCs/>
-          <w:color w:val="auto"/>
-          <w:sz w:val="22"/>
-          <w:szCs w:val="22"/>
-        </w:rPr>
-        <w:t xml:space="preserve">Associate of Applied Science (A.A.S.) in Information Technology – Computer Programming             </w:t>
-      </w:r>
-      <w:r>
-        <w:rPr>
-          <w:rFonts w:ascii="Garamond" w:hAnsi="Garamond"/>
-          <w:i/>
-          <w:iCs/>
-          <w:color w:val="auto"/>
-          <w:sz w:val="22"/>
-          <w:szCs w:val="22"/>
-        </w:rPr>
-        <w:t xml:space="preserve">                                          </w:t>
-      </w:r>
-      <w:r>
-        <w:rPr>
-          <w:rFonts w:ascii="Garamond" w:hAnsi="Garamond"/>
-          <w:i/>
-          <w:iCs/>
-          <w:color w:val="auto"/>
-          <w:sz w:val="22"/>
-          <w:szCs w:val="22"/>
-        </w:rPr>
-        <w:t>Omaha, NE</w:t>
+        <w:t>Associate of Applied Science (A.A.S.) in Information Technology – Computer Programming                                                       Omaha, NE</w:t>
       </w:r>
     </w:p>
     <w:p>
@@ -1443,17 +1284,7 @@
           <w:sz w:val="22"/>
           <w:szCs w:val="22"/>
         </w:rPr>
-        <w:t>December 2025</w:t>
-      </w:r>
-      <w:r>
-        <w:rPr>
-          <w:rFonts w:ascii="Garamond" w:hAnsi="Garamond"/>
-          <w:b/>
-          <w:bCs/>
-          <w:sz w:val="22"/>
-          <w:szCs w:val="22"/>
-        </w:rPr>
-        <w:t xml:space="preserve"> – December 2027</w:t>
+        <w:t>December 2025 – December 2027</w:t>
       </w:r>
     </w:p>
     <w:p>
@@ -1547,36 +1378,7 @@
           <w:szCs w:val="22"/>
         </w:rPr>
         <w:tab/>
-      </w:r>
-      <w:r>
-        <w:rPr>
-          <w:rFonts w:ascii="Garamond" w:hAnsi="Garamond"/>
-          <w:b/>
-          <w:bCs/>
-          <w:sz w:val="22"/>
-          <w:szCs w:val="22"/>
-        </w:rPr>
-        <w:t xml:space="preserve">                      </w:t>
-      </w:r>
-      <w:r>
-        <w:rPr>
-          <w:rFonts w:ascii="Garamond" w:hAnsi="Garamond"/>
-          <w:b/>
-          <w:bCs/>
-          <w:sz w:val="22"/>
-          <w:szCs w:val="22"/>
-        </w:rPr>
-        <w:t>December 2025</w:t>
-      </w:r>
-      <w:r>
-        <w:rPr>
-          <w:rFonts w:ascii="Garamond" w:hAnsi="Garamond"/>
-          <w:b/>
-          <w:bCs/>
-          <w:sz w:val="22"/>
-          <w:szCs w:val="22"/>
-        </w:rPr>
-        <w:t xml:space="preserve"> – December 2028</w:t>
+        <w:t xml:space="preserve">                      December 2025 – December 2028</w:t>
       </w:r>
     </w:p>
     <w:p>
@@ -1622,18 +1424,7 @@
           <w:sz w:val="22"/>
           <w:szCs w:val="22"/>
         </w:rPr>
-        <w:t>February 2025</w:t>
-      </w:r>
-      <w:r>
-        <w:rPr>
-          <w:rFonts w:ascii="Garamond" w:hAnsi="Garamond"/>
-          <w:b/>
-          <w:bCs/>
-          <w:color w:val="auto"/>
-          <w:sz w:val="22"/>
-          <w:szCs w:val="22"/>
-        </w:rPr>
-        <w:t xml:space="preserve"> – December 2028</w:t>
+        <w:t>February 2025 – December 2028</w:t>
       </w:r>
     </w:p>
     <w:p>
@@ -1879,8 +1670,20 @@
         <w:t>Gaming, Tech, Web, Reading, Running, Hiking, Meditation</w:t>
       </w:r>
     </w:p>
-    <w:p/>
-    <w:p/>
+    <w:p>
+      <w:pPr>
+        <w:rPr>
+          <w:rFonts w:ascii="Garamond" w:hAnsi="Garamond"/>
+        </w:rPr>
+      </w:pPr>
+    </w:p>
+    <w:p>
+      <w:pPr>
+        <w:rPr>
+          <w:rFonts w:ascii="Garamond" w:hAnsi="Garamond"/>
+        </w:rPr>
+      </w:pPr>
+    </w:p>
     <w:sectPr>
       <w:pgSz w:w="12240" w:h="15840"/>
       <w:pgMar w:top="432" w:right="720" w:bottom="432" w:left="720" w:header="720" w:footer="346" w:gutter="0"/>

--- a/assets/pdf/noah_hamblen_portfolio_resume2.docx
+++ b/assets/pdf/noah_hamblen_portfolio_resume2.docx
@@ -78,6 +78,8 @@
       <w:r>
         <w:rPr>
           <w:rFonts w:ascii="Garamond" w:hAnsi="Garamond"/>
+          <w:sz w:val="22"/>
+          <w:szCs w:val="22"/>
         </w:rPr>
         <w:t xml:space="preserve"> </w:t>
       </w:r>
@@ -123,6 +125,19 @@
         </w:rPr>
         <w:t xml:space="preserve"> </w:t>
       </w:r>
+    </w:p>
+    <w:p>
+      <w:pPr>
+        <w:pStyle w:val="Default"/>
+        <w:pBdr>
+          <w:bottom w:val="single" w:sz="6" w:space="1" w:color="auto"/>
+        </w:pBdr>
+        <w:rPr>
+          <w:rFonts w:ascii="Garamond" w:hAnsi="Garamond"/>
+          <w:sz w:val="22"/>
+          <w:szCs w:val="22"/>
+        </w:rPr>
+      </w:pPr>
       <w:r>
         <w:rPr>
           <w:rFonts w:ascii="Garamond" w:hAnsi="Garamond"/>
@@ -254,6 +269,18 @@
         </w:r>
         <w:proofErr w:type="spellEnd"/>
       </w:hyperlink>
+      <w:r>
+        <w:t xml:space="preserve"> </w:t>
+      </w:r>
+      <w:r>
+        <w:rPr>
+          <w:rFonts w:ascii="Segoe UI Symbol" w:hAnsi="Segoe UI Symbol" w:cs="Segoe UI Symbol"/>
+          <w:color w:val="auto"/>
+          <w:sz w:val="22"/>
+          <w:szCs w:val="22"/>
+        </w:rPr>
+        <w:t>★</w:t>
+      </w:r>
     </w:p>
     <w:p>
       <w:pPr>
@@ -401,7 +428,29 @@
           <w:szCs w:val="22"/>
         </w:rPr>
         <w:tab/>
-        <w:t xml:space="preserve">                                                  December 2024 – February 2025</w:t>
+        <w:t xml:space="preserve">                  </w:t>
+      </w:r>
+      <w:r>
+        <w:rPr>
+          <w:rFonts w:ascii="Garamond" w:hAnsi="Garamond"/>
+          <w:b/>
+          <w:bCs/>
+          <w:color w:val="auto"/>
+          <w:sz w:val="22"/>
+          <w:szCs w:val="22"/>
+        </w:rPr>
+        <w:t xml:space="preserve">                                </w:t>
+      </w:r>
+      <w:r>
+        <w:rPr>
+          <w:rFonts w:ascii="Garamond" w:hAnsi="Garamond"/>
+          <w:b/>
+          <w:bCs/>
+          <w:color w:val="auto"/>
+          <w:sz w:val="22"/>
+          <w:szCs w:val="22"/>
+        </w:rPr>
+        <w:t>December 2024 – February 2025</w:t>
       </w:r>
     </w:p>
     <w:p>
@@ -536,7 +585,29 @@
           <w:szCs w:val="22"/>
         </w:rPr>
         <w:tab/>
-        <w:t xml:space="preserve">                                          Remote</w:t>
+        <w:t xml:space="preserve">                    </w:t>
+      </w:r>
+      <w:r>
+        <w:rPr>
+          <w:rFonts w:ascii="Garamond" w:hAnsi="Garamond"/>
+          <w:bCs/>
+          <w:i/>
+          <w:color w:val="auto"/>
+          <w:sz w:val="22"/>
+          <w:szCs w:val="22"/>
+        </w:rPr>
+        <w:t xml:space="preserve">                     </w:t>
+      </w:r>
+      <w:r>
+        <w:rPr>
+          <w:rFonts w:ascii="Garamond" w:hAnsi="Garamond"/>
+          <w:bCs/>
+          <w:i/>
+          <w:color w:val="auto"/>
+          <w:sz w:val="22"/>
+          <w:szCs w:val="22"/>
+        </w:rPr>
+        <w:t xml:space="preserve"> Remote</w:t>
       </w:r>
     </w:p>
     <w:p>
@@ -662,7 +733,29 @@
           <w:sz w:val="22"/>
           <w:szCs w:val="22"/>
         </w:rPr>
-        <w:t>Metropolitan Community College                                                                                  September 2022 – December 2022</w:t>
+        <w:t xml:space="preserve">Metropolitan Community College                                        </w:t>
+      </w:r>
+      <w:r>
+        <w:rPr>
+          <w:rFonts w:ascii="Garamond" w:hAnsi="Garamond"/>
+          <w:b/>
+          <w:bCs/>
+          <w:color w:val="auto"/>
+          <w:sz w:val="22"/>
+          <w:szCs w:val="22"/>
+        </w:rPr>
+        <w:t xml:space="preserve">                                          </w:t>
+      </w:r>
+      <w:r>
+        <w:rPr>
+          <w:rFonts w:ascii="Garamond" w:hAnsi="Garamond"/>
+          <w:b/>
+          <w:bCs/>
+          <w:color w:val="auto"/>
+          <w:sz w:val="22"/>
+          <w:szCs w:val="22"/>
+        </w:rPr>
+        <w:t>September 2022 – December 2022</w:t>
       </w:r>
     </w:p>
     <w:p>
@@ -719,7 +812,29 @@
           <w:sz w:val="22"/>
           <w:szCs w:val="22"/>
         </w:rPr>
-        <w:t xml:space="preserve">                                           Omaha, NE</w:t>
+        <w:t xml:space="preserve">                              </w:t>
+      </w:r>
+      <w:r>
+        <w:rPr>
+          <w:rFonts w:ascii="Garamond" w:hAnsi="Garamond"/>
+          <w:bCs/>
+          <w:i/>
+          <w:color w:val="auto"/>
+          <w:sz w:val="22"/>
+          <w:szCs w:val="22"/>
+        </w:rPr>
+        <w:t xml:space="preserve">             </w:t>
+      </w:r>
+      <w:r>
+        <w:rPr>
+          <w:rFonts w:ascii="Garamond" w:hAnsi="Garamond"/>
+          <w:bCs/>
+          <w:i/>
+          <w:color w:val="auto"/>
+          <w:sz w:val="22"/>
+          <w:szCs w:val="22"/>
+        </w:rPr>
+        <w:t>Omaha, NE</w:t>
       </w:r>
     </w:p>
     <w:p>
@@ -970,7 +1085,18 @@
           <w:szCs w:val="22"/>
         </w:rPr>
         <w:tab/>
-        <w:t xml:space="preserve">                                       </w:t>
+        <w:t xml:space="preserve">            </w:t>
+      </w:r>
+      <w:r>
+        <w:rPr>
+          <w:rFonts w:ascii="Garamond" w:hAnsi="Garamond"/>
+          <w:b/>
+          <w:bCs/>
+          <w:color w:val="auto"/>
+          <w:sz w:val="22"/>
+          <w:szCs w:val="22"/>
+        </w:rPr>
+        <w:t xml:space="preserve">                           </w:t>
       </w:r>
       <w:r>
         <w:rPr>
@@ -1005,7 +1131,29 @@
           <w:sz w:val="22"/>
           <w:szCs w:val="22"/>
         </w:rPr>
-        <w:t>Bachelor of Science (B.S.) in Web Development                                                                                                                           Remote</w:t>
+        <w:t xml:space="preserve">Bachelor of Science (B.S.) in Web Development                                                                                 </w:t>
+      </w:r>
+      <w:r>
+        <w:rPr>
+          <w:rFonts w:ascii="Garamond" w:hAnsi="Garamond"/>
+          <w:i/>
+          <w:iCs/>
+          <w:color w:val="auto"/>
+          <w:sz w:val="22"/>
+          <w:szCs w:val="22"/>
+        </w:rPr>
+        <w:t xml:space="preserve">                                          </w:t>
+      </w:r>
+      <w:r>
+        <w:rPr>
+          <w:rFonts w:ascii="Garamond" w:hAnsi="Garamond"/>
+          <w:i/>
+          <w:iCs/>
+          <w:color w:val="auto"/>
+          <w:sz w:val="22"/>
+          <w:szCs w:val="22"/>
+        </w:rPr>
+        <w:t>Remote</w:t>
       </w:r>
     </w:p>
     <w:p>
@@ -1077,7 +1225,29 @@
           <w:szCs w:val="22"/>
         </w:rPr>
         <w:tab/>
-        <w:t xml:space="preserve">                                                                           May 2024  </w:t>
+        <w:t xml:space="preserve">                                   </w:t>
+      </w:r>
+      <w:r>
+        <w:rPr>
+          <w:rFonts w:ascii="Garamond" w:hAnsi="Garamond"/>
+          <w:b/>
+          <w:bCs/>
+          <w:color w:val="auto"/>
+          <w:sz w:val="22"/>
+          <w:szCs w:val="22"/>
+        </w:rPr>
+        <w:t xml:space="preserve">                                        </w:t>
+      </w:r>
+      <w:r>
+        <w:rPr>
+          <w:rFonts w:ascii="Garamond" w:hAnsi="Garamond"/>
+          <w:b/>
+          <w:bCs/>
+          <w:color w:val="auto"/>
+          <w:sz w:val="22"/>
+          <w:szCs w:val="22"/>
+        </w:rPr>
+        <w:t xml:space="preserve">May 2024  </w:t>
       </w:r>
     </w:p>
     <w:p>
@@ -1101,7 +1271,29 @@
           <w:sz w:val="22"/>
           <w:szCs w:val="22"/>
         </w:rPr>
-        <w:t>Associate of Applied Science (A.A.S.) in Information Technology – Computer Programming                                                       Omaha, NE</w:t>
+        <w:t xml:space="preserve">Associate of Applied Science (A.A.S.) in Information Technology – Computer Programming             </w:t>
+      </w:r>
+      <w:r>
+        <w:rPr>
+          <w:rFonts w:ascii="Garamond" w:hAnsi="Garamond"/>
+          <w:i/>
+          <w:iCs/>
+          <w:color w:val="auto"/>
+          <w:sz w:val="22"/>
+          <w:szCs w:val="22"/>
+        </w:rPr>
+        <w:t xml:space="preserve">                                          </w:t>
+      </w:r>
+      <w:r>
+        <w:rPr>
+          <w:rFonts w:ascii="Garamond" w:hAnsi="Garamond"/>
+          <w:i/>
+          <w:iCs/>
+          <w:color w:val="auto"/>
+          <w:sz w:val="22"/>
+          <w:szCs w:val="22"/>
+        </w:rPr>
+        <w:t>Omaha, NE</w:t>
       </w:r>
     </w:p>
     <w:p>
@@ -1402,29 +1594,7 @@
           <w:sz w:val="22"/>
           <w:szCs w:val="22"/>
         </w:rPr>
-        <w:t xml:space="preserve">CompTIA A+                                                                                                                       </w:t>
-      </w:r>
-      <w:r>
-        <w:rPr>
-          <w:rFonts w:ascii="Garamond" w:hAnsi="Garamond"/>
-          <w:b/>
-          <w:bCs/>
-          <w:color w:val="auto"/>
-          <w:sz w:val="22"/>
-          <w:szCs w:val="22"/>
-        </w:rPr>
-        <w:t xml:space="preserve">  </w:t>
-      </w:r>
-      <w:r>
-        <w:rPr>
-          <w:rFonts w:ascii="Garamond" w:hAnsi="Garamond"/>
-          <w:b/>
-          <w:bCs/>
-          <w:color w:val="auto"/>
-          <w:sz w:val="22"/>
-          <w:szCs w:val="22"/>
-        </w:rPr>
-        <w:t>February 2025 – December 2028</w:t>
+        <w:t>CompTIA A+                                                                                                                         February 2025 – December 2028</w:t>
       </w:r>
     </w:p>
     <w:p>
@@ -1669,13 +1839,6 @@
         </w:rPr>
         <w:t>Gaming, Tech, Web, Reading, Running, Hiking, Meditation</w:t>
       </w:r>
-    </w:p>
-    <w:p>
-      <w:pPr>
-        <w:rPr>
-          <w:rFonts w:ascii="Garamond" w:hAnsi="Garamond"/>
-        </w:rPr>
-      </w:pPr>
     </w:p>
     <w:p>
       <w:pPr>

--- a/assets/pdf/noah_hamblen_portfolio_resume2.docx
+++ b/assets/pdf/noah_hamblen_portfolio_resume2.docx
@@ -1,6 +1,6 @@
 
 <file path=word/document.xml><?xml version="1.0" encoding="utf-8"?>
-<w:document xmlns:wpc="http://schemas.microsoft.com/office/word/2010/wordprocessingCanvas" xmlns:cx="http://schemas.microsoft.com/office/drawing/2014/chartex" xmlns:cx1="http://schemas.microsoft.com/office/drawing/2015/9/8/chartex" xmlns:cx2="http://schemas.microsoft.com/office/drawing/2015/10/21/chartex" xmlns:cx3="http://schemas.microsoft.com/office/drawing/2016/5/9/chartex" xmlns:cx4="http://schemas.microsoft.com/office/drawing/2016/5/10/chartex" xmlns:cx5="http://schemas.microsoft.com/office/drawing/2016/5/11/chartex" xmlns:cx6="http://schemas.microsoft.com/office/drawing/2016/5/12/chartex" xmlns:cx7="http://schemas.microsoft.com/office/drawing/2016/5/13/chartex" xmlns:cx8="http://schemas.microsoft.com/office/drawing/2016/5/14/chartex" xmlns:mc="http://schemas.openxmlformats.org/markup-compatibility/2006" xmlns:aink="http://schemas.microsoft.com/office/drawing/2016/ink" xmlns:am3d="http://schemas.microsoft.com/office/drawing/2017/model3d" xmlns:o="urn:schemas-microsoft-com:office:office" xmlns:oel="http://schemas.microsoft.com/office/2019/extlst" xmlns:r="http://schemas.openxmlformats.org/officeDocument/2006/relationships" xmlns:m="http://schemas.openxmlformats.org/officeDocument/2006/math" xmlns:v="urn:schemas-microsoft-com:vml" xmlns:wp14="http://schemas.microsoft.com/office/word/2010/wordprocessingDrawing" xmlns:wp="http://schemas.openxmlformats.org/drawingml/2006/wordprocessingDrawing" xmlns:w10="urn:schemas-microsoft-com:office:word" xmlns:w="http://schemas.openxmlformats.org/wordprocessingml/2006/main" xmlns:w14="http://schemas.microsoft.com/office/word/2010/wordml" xmlns:w15="http://schemas.microsoft.com/office/word/2012/wordml" xmlns:w16cex="http://schemas.microsoft.com/office/word/2018/wordml/cex" xmlns:w16cid="http://schemas.microsoft.com/office/word/2016/wordml/cid" xmlns:w16="http://schemas.microsoft.com/office/word/2018/wordml" xmlns:w16du="http://schemas.microsoft.com/office/word/2023/wordml/word16du" xmlns:w16sdtdh="http://schemas.microsoft.com/office/word/2020/wordml/sdtdatahash" xmlns:w16sdtfl="http://schemas.microsoft.com/office/word/2024/wordml/sdtformatlock" xmlns:w16se="http://schemas.microsoft.com/office/word/2015/wordml/symex" xmlns:wpg="http://schemas.microsoft.com/office/word/2010/wordprocessingGroup" xmlns:wpi="http://schemas.microsoft.com/office/word/2010/wordprocessingInk" xmlns:wne="http://schemas.microsoft.com/office/word/2006/wordml" xmlns:wps="http://schemas.microsoft.com/office/word/2010/wordprocessingShape" mc:Ignorable="w14 w15 w16se w16cid w16 w16cex w16sdtdh w16sdtfl w16du wp14">
+<w:document xmlns:wpc="http://schemas.microsoft.com/office/word/2010/wordprocessingCanvas" xmlns:cx="http://schemas.microsoft.com/office/drawing/2014/chartex" xmlns:cx1="http://schemas.microsoft.com/office/drawing/2015/9/8/chartex" xmlns:cx2="http://schemas.microsoft.com/office/drawing/2015/10/21/chartex" xmlns:cx3="http://schemas.microsoft.com/office/drawing/2016/5/9/chartex" xmlns:cx4="http://schemas.microsoft.com/office/drawing/2016/5/10/chartex" xmlns:cx5="http://schemas.microsoft.com/office/drawing/2016/5/11/chartex" xmlns:cx6="http://schemas.microsoft.com/office/drawing/2016/5/12/chartex" xmlns:cx7="http://schemas.microsoft.com/office/drawing/2016/5/13/chartex" xmlns:cx8="http://schemas.microsoft.com/office/drawing/2016/5/14/chartex" xmlns:mc="http://schemas.openxmlformats.org/markup-compatibility/2006" xmlns:aink="http://schemas.microsoft.com/office/drawing/2016/ink" xmlns:am3d="http://schemas.microsoft.com/office/drawing/2017/model3d" xmlns:o="urn:schemas-microsoft-com:office:office" xmlns:oel="http://schemas.microsoft.com/office/2019/extlst" xmlns:r="http://schemas.openxmlformats.org/officeDocument/2006/relationships" xmlns:m="http://schemas.openxmlformats.org/officeDocument/2006/math" xmlns:v="urn:schemas-microsoft-com:vml" xmlns:wp14="http://schemas.microsoft.com/office/word/2010/wordprocessingDrawing" xmlns:wp="http://schemas.openxmlformats.org/drawingml/2006/wordprocessingDrawing" xmlns:w10="urn:schemas-microsoft-com:office:word" xmlns:w="http://schemas.openxmlformats.org/wordprocessingml/2006/main" xmlns:w14="http://schemas.microsoft.com/office/word/2010/wordml" xmlns:w15="http://schemas.microsoft.com/office/word/2012/wordml" xmlns:w16cei="http://schemas.microsoft.com/office/word/2026/wordml/cei" xmlns:w16cex="http://schemas.microsoft.com/office/word/2018/wordml/cex" xmlns:w16cid="http://schemas.microsoft.com/office/word/2016/wordml/cid" xmlns:w16="http://schemas.microsoft.com/office/word/2018/wordml" xmlns:w16du="http://schemas.microsoft.com/office/word/2023/wordml/word16du" xmlns:w16sdtdh="http://schemas.microsoft.com/office/word/2020/wordml/sdtdatahash" xmlns:w16sdtfl="http://schemas.microsoft.com/office/word/2024/wordml/sdtformatlock" xmlns:w16se="http://schemas.microsoft.com/office/word/2015/wordml/symex" xmlns:wpg="http://schemas.microsoft.com/office/word/2010/wordprocessingGroup" xmlns:wpi="http://schemas.microsoft.com/office/word/2010/wordprocessingInk" xmlns:wne="http://schemas.microsoft.com/office/word/2006/wordml" xmlns:wps="http://schemas.microsoft.com/office/word/2010/wordprocessingShape" mc:Ignorable="w14 w15 w16se w16cid w16 w16cex w16sdtdh w16sdtfl w16du wp14">
   <w:body>
     <w:p>
       <w:pPr>
@@ -1379,34 +1379,50 @@
     <w:p>
       <w:pPr>
         <w:pStyle w:val="Default"/>
-        <w:spacing w:after="3"/>
-        <w:jc w:val="both"/>
-        <w:rPr>
-          <w:rFonts w:ascii="Garamond" w:hAnsi="Garamond"/>
-          <w:b/>
-          <w:bCs/>
-          <w:color w:val="auto"/>
-          <w:sz w:val="22"/>
-          <w:szCs w:val="22"/>
-        </w:rPr>
-      </w:pPr>
-      <w:r>
-        <w:rPr>
-          <w:rFonts w:ascii="Garamond" w:hAnsi="Garamond"/>
-          <w:b/>
-          <w:bCs/>
-          <w:color w:val="auto"/>
-          <w:sz w:val="22"/>
-          <w:szCs w:val="22"/>
-        </w:rPr>
-        <w:t xml:space="preserve">IGEL Certified Professional </w:t>
-      </w:r>
-      <w:r>
-        <w:rPr>
-          <w:rFonts w:ascii="Garamond" w:hAnsi="Garamond"/>
-          <w:b/>
-          <w:bCs/>
-          <w:color w:val="auto"/>
+        <w:rPr>
+          <w:rFonts w:ascii="Garamond" w:hAnsi="Garamond"/>
+          <w:b/>
+          <w:bCs/>
+          <w:color w:val="auto"/>
+          <w:sz w:val="18"/>
+          <w:szCs w:val="22"/>
+        </w:rPr>
+      </w:pPr>
+      <w:r>
+        <w:rPr>
+          <w:rFonts w:ascii="Garamond" w:hAnsi="Garamond"/>
+          <w:b/>
+          <w:bCs/>
+          <w:sz w:val="22"/>
+          <w:szCs w:val="22"/>
+        </w:rPr>
+        <w:t xml:space="preserve">CompTIA </w:t>
+      </w:r>
+      <w:r>
+        <w:rPr>
+          <w:rFonts w:ascii="Garamond" w:hAnsi="Garamond"/>
+          <w:b/>
+          <w:bCs/>
+          <w:sz w:val="22"/>
+          <w:szCs w:val="22"/>
+        </w:rPr>
+        <w:t>Security</w:t>
+      </w:r>
+      <w:r>
+        <w:rPr>
+          <w:rFonts w:ascii="Garamond" w:hAnsi="Garamond"/>
+          <w:b/>
+          <w:bCs/>
+          <w:sz w:val="22"/>
+          <w:szCs w:val="22"/>
+        </w:rPr>
+        <w:t>+</w:t>
+      </w:r>
+      <w:r>
+        <w:rPr>
+          <w:rFonts w:ascii="Garamond" w:hAnsi="Garamond"/>
+          <w:b/>
+          <w:bCs/>
           <w:sz w:val="22"/>
           <w:szCs w:val="22"/>
         </w:rPr>
@@ -1417,7 +1433,6 @@
           <w:rFonts w:ascii="Garamond" w:hAnsi="Garamond"/>
           <w:b/>
           <w:bCs/>
-          <w:color w:val="auto"/>
           <w:sz w:val="22"/>
           <w:szCs w:val="22"/>
         </w:rPr>
@@ -1428,7 +1443,16 @@
           <w:rFonts w:ascii="Garamond" w:hAnsi="Garamond"/>
           <w:b/>
           <w:bCs/>
-          <w:color w:val="auto"/>
+          <w:sz w:val="22"/>
+          <w:szCs w:val="22"/>
+        </w:rPr>
+        <w:t xml:space="preserve">             </w:t>
+      </w:r>
+      <w:r>
+        <w:rPr>
+          <w:rFonts w:ascii="Garamond" w:hAnsi="Garamond"/>
+          <w:b/>
+          <w:bCs/>
           <w:sz w:val="22"/>
           <w:szCs w:val="22"/>
         </w:rPr>
@@ -1439,7 +1463,6 @@
           <w:rFonts w:ascii="Garamond" w:hAnsi="Garamond"/>
           <w:b/>
           <w:bCs/>
-          <w:color w:val="auto"/>
           <w:sz w:val="22"/>
           <w:szCs w:val="22"/>
         </w:rPr>
@@ -1450,7 +1473,6 @@
           <w:rFonts w:ascii="Garamond" w:hAnsi="Garamond"/>
           <w:b/>
           <w:bCs/>
-          <w:color w:val="auto"/>
           <w:sz w:val="22"/>
           <w:szCs w:val="22"/>
         </w:rPr>
@@ -1461,45 +1483,10 @@
           <w:rFonts w:ascii="Garamond" w:hAnsi="Garamond"/>
           <w:b/>
           <w:bCs/>
-          <w:color w:val="auto"/>
           <w:sz w:val="22"/>
           <w:szCs w:val="22"/>
         </w:rPr>
         <w:tab/>
-        <w:t xml:space="preserve">                       </w:t>
-      </w:r>
-      <w:r>
-        <w:rPr>
-          <w:rFonts w:ascii="Garamond" w:hAnsi="Garamond"/>
-          <w:b/>
-          <w:bCs/>
-          <w:sz w:val="22"/>
-          <w:szCs w:val="22"/>
-        </w:rPr>
-        <w:t>December 2025 – December 2027</w:t>
-      </w:r>
-    </w:p>
-    <w:p>
-      <w:pPr>
-        <w:pStyle w:val="Default"/>
-        <w:rPr>
-          <w:rFonts w:ascii="Garamond" w:hAnsi="Garamond"/>
-          <w:b/>
-          <w:bCs/>
-          <w:color w:val="auto"/>
-          <w:sz w:val="18"/>
-          <w:szCs w:val="22"/>
-        </w:rPr>
-      </w:pPr>
-      <w:r>
-        <w:rPr>
-          <w:rFonts w:ascii="Garamond" w:hAnsi="Garamond"/>
-          <w:b/>
-          <w:bCs/>
-          <w:sz w:val="22"/>
-          <w:szCs w:val="22"/>
-        </w:rPr>
-        <w:t>CompTIA Network+</w:t>
       </w:r>
       <w:r>
         <w:rPr>
@@ -1510,67 +1497,77 @@
           <w:szCs w:val="22"/>
         </w:rPr>
         <w:tab/>
-      </w:r>
-      <w:r>
-        <w:rPr>
-          <w:rFonts w:ascii="Garamond" w:hAnsi="Garamond"/>
-          <w:b/>
-          <w:bCs/>
-          <w:sz w:val="22"/>
-          <w:szCs w:val="22"/>
-        </w:rPr>
-        <w:tab/>
-      </w:r>
-      <w:r>
-        <w:rPr>
-          <w:rFonts w:ascii="Garamond" w:hAnsi="Garamond"/>
-          <w:b/>
-          <w:bCs/>
-          <w:sz w:val="22"/>
-          <w:szCs w:val="22"/>
-        </w:rPr>
-        <w:tab/>
-      </w:r>
-      <w:r>
-        <w:rPr>
-          <w:rFonts w:ascii="Garamond" w:hAnsi="Garamond"/>
-          <w:b/>
-          <w:bCs/>
-          <w:sz w:val="22"/>
-          <w:szCs w:val="22"/>
-        </w:rPr>
-        <w:tab/>
-      </w:r>
-      <w:r>
-        <w:rPr>
-          <w:rFonts w:ascii="Garamond" w:hAnsi="Garamond"/>
-          <w:b/>
-          <w:bCs/>
-          <w:sz w:val="22"/>
-          <w:szCs w:val="22"/>
-        </w:rPr>
-        <w:tab/>
-      </w:r>
-      <w:r>
-        <w:rPr>
-          <w:rFonts w:ascii="Garamond" w:hAnsi="Garamond"/>
-          <w:b/>
-          <w:bCs/>
-          <w:sz w:val="22"/>
-          <w:szCs w:val="22"/>
-        </w:rPr>
-        <w:tab/>
-      </w:r>
-      <w:r>
-        <w:rPr>
-          <w:rFonts w:ascii="Garamond" w:hAnsi="Garamond"/>
-          <w:b/>
-          <w:bCs/>
-          <w:sz w:val="22"/>
-          <w:szCs w:val="22"/>
-        </w:rPr>
-        <w:tab/>
-        <w:t xml:space="preserve">                      December 2025 – December 2028</w:t>
+        <w:t xml:space="preserve">                      </w:t>
+      </w:r>
+      <w:r>
+        <w:rPr>
+          <w:rFonts w:ascii="Garamond" w:hAnsi="Garamond"/>
+          <w:b/>
+          <w:bCs/>
+          <w:sz w:val="22"/>
+          <w:szCs w:val="22"/>
+        </w:rPr>
+        <w:t xml:space="preserve">           August</w:t>
+      </w:r>
+      <w:r>
+        <w:rPr>
+          <w:rFonts w:ascii="Garamond" w:hAnsi="Garamond"/>
+          <w:b/>
+          <w:bCs/>
+          <w:sz w:val="22"/>
+          <w:szCs w:val="22"/>
+        </w:rPr>
+        <w:t xml:space="preserve"> 202</w:t>
+      </w:r>
+      <w:r>
+        <w:rPr>
+          <w:rFonts w:ascii="Garamond" w:hAnsi="Garamond"/>
+          <w:b/>
+          <w:bCs/>
+          <w:sz w:val="22"/>
+          <w:szCs w:val="22"/>
+        </w:rPr>
+        <w:t>6</w:t>
+      </w:r>
+      <w:r>
+        <w:rPr>
+          <w:rFonts w:ascii="Garamond" w:hAnsi="Garamond"/>
+          <w:b/>
+          <w:bCs/>
+          <w:sz w:val="22"/>
+          <w:szCs w:val="22"/>
+        </w:rPr>
+        <w:t xml:space="preserve"> – </w:t>
+      </w:r>
+      <w:r>
+        <w:rPr>
+          <w:rFonts w:ascii="Garamond" w:hAnsi="Garamond"/>
+          <w:b/>
+          <w:bCs/>
+          <w:sz w:val="22"/>
+          <w:szCs w:val="22"/>
+        </w:rPr>
+        <w:t>August</w:t>
+      </w:r>
+      <w:r>
+        <w:rPr>
+          <w:rFonts w:ascii="Garamond" w:hAnsi="Garamond"/>
+          <w:b/>
+          <w:bCs/>
+          <w:sz w:val="22"/>
+          <w:szCs w:val="22"/>
+        </w:rPr>
+        <w:t xml:space="preserve"> 202</w:t>
+      </w:r>
+      <w:r>
+        <w:rPr>
+          <w:rFonts w:ascii="Garamond" w:hAnsi="Garamond"/>
+          <w:b/>
+          <w:bCs/>
+          <w:sz w:val="22"/>
+          <w:szCs w:val="22"/>
+        </w:rPr>
+        <w:t>9</w:t>
       </w:r>
     </w:p>
     <w:p>
@@ -1580,21 +1577,320 @@
         <w:jc w:val="both"/>
         <w:rPr>
           <w:rFonts w:ascii="Garamond" w:hAnsi="Garamond"/>
-          <w:color w:val="auto"/>
-          <w:sz w:val="22"/>
-          <w:szCs w:val="22"/>
-        </w:rPr>
-      </w:pPr>
-      <w:r>
-        <w:rPr>
-          <w:rFonts w:ascii="Garamond" w:hAnsi="Garamond"/>
-          <w:b/>
-          <w:bCs/>
-          <w:color w:val="auto"/>
-          <w:sz w:val="22"/>
-          <w:szCs w:val="22"/>
-        </w:rPr>
-        <w:t>CompTIA A+                                                                                                                         February 2025 – December 2028</w:t>
+          <w:b/>
+          <w:bCs/>
+          <w:color w:val="auto"/>
+          <w:sz w:val="22"/>
+          <w:szCs w:val="22"/>
+        </w:rPr>
+      </w:pPr>
+      <w:r>
+        <w:rPr>
+          <w:rFonts w:ascii="Garamond" w:hAnsi="Garamond"/>
+          <w:b/>
+          <w:bCs/>
+          <w:color w:val="auto"/>
+          <w:sz w:val="22"/>
+          <w:szCs w:val="22"/>
+        </w:rPr>
+        <w:t xml:space="preserve">IGEL Certified Professional </w:t>
+      </w:r>
+      <w:r>
+        <w:rPr>
+          <w:rFonts w:ascii="Garamond" w:hAnsi="Garamond"/>
+          <w:b/>
+          <w:bCs/>
+          <w:color w:val="auto"/>
+          <w:sz w:val="22"/>
+          <w:szCs w:val="22"/>
+        </w:rPr>
+        <w:tab/>
+      </w:r>
+      <w:r>
+        <w:rPr>
+          <w:rFonts w:ascii="Garamond" w:hAnsi="Garamond"/>
+          <w:b/>
+          <w:bCs/>
+          <w:color w:val="auto"/>
+          <w:sz w:val="22"/>
+          <w:szCs w:val="22"/>
+        </w:rPr>
+        <w:tab/>
+      </w:r>
+      <w:r>
+        <w:rPr>
+          <w:rFonts w:ascii="Garamond" w:hAnsi="Garamond"/>
+          <w:b/>
+          <w:bCs/>
+          <w:color w:val="auto"/>
+          <w:sz w:val="22"/>
+          <w:szCs w:val="22"/>
+        </w:rPr>
+        <w:tab/>
+      </w:r>
+      <w:r>
+        <w:rPr>
+          <w:rFonts w:ascii="Garamond" w:hAnsi="Garamond"/>
+          <w:b/>
+          <w:bCs/>
+          <w:color w:val="auto"/>
+          <w:sz w:val="22"/>
+          <w:szCs w:val="22"/>
+        </w:rPr>
+        <w:tab/>
+      </w:r>
+      <w:r>
+        <w:rPr>
+          <w:rFonts w:ascii="Garamond" w:hAnsi="Garamond"/>
+          <w:b/>
+          <w:bCs/>
+          <w:color w:val="auto"/>
+          <w:sz w:val="22"/>
+          <w:szCs w:val="22"/>
+        </w:rPr>
+        <w:tab/>
+      </w:r>
+      <w:r>
+        <w:rPr>
+          <w:rFonts w:ascii="Garamond" w:hAnsi="Garamond"/>
+          <w:b/>
+          <w:bCs/>
+          <w:color w:val="auto"/>
+          <w:sz w:val="22"/>
+          <w:szCs w:val="22"/>
+        </w:rPr>
+        <w:tab/>
+        <w:t xml:space="preserve">                       </w:t>
+      </w:r>
+      <w:r>
+        <w:rPr>
+          <w:rFonts w:ascii="Garamond" w:hAnsi="Garamond"/>
+          <w:b/>
+          <w:bCs/>
+          <w:sz w:val="22"/>
+          <w:szCs w:val="22"/>
+        </w:rPr>
+        <w:t>December 2025 – December 2027</w:t>
+      </w:r>
+    </w:p>
+    <w:p>
+      <w:pPr>
+        <w:pStyle w:val="Default"/>
+        <w:rPr>
+          <w:rFonts w:ascii="Garamond" w:hAnsi="Garamond"/>
+          <w:b/>
+          <w:bCs/>
+          <w:color w:val="auto"/>
+          <w:sz w:val="18"/>
+          <w:szCs w:val="22"/>
+        </w:rPr>
+      </w:pPr>
+      <w:r>
+        <w:rPr>
+          <w:rFonts w:ascii="Garamond" w:hAnsi="Garamond"/>
+          <w:b/>
+          <w:bCs/>
+          <w:sz w:val="22"/>
+          <w:szCs w:val="22"/>
+        </w:rPr>
+        <w:t>CompTIA Network+</w:t>
+      </w:r>
+      <w:r>
+        <w:rPr>
+          <w:rFonts w:ascii="Garamond" w:hAnsi="Garamond"/>
+          <w:b/>
+          <w:bCs/>
+          <w:sz w:val="22"/>
+          <w:szCs w:val="22"/>
+        </w:rPr>
+        <w:tab/>
+      </w:r>
+      <w:r>
+        <w:rPr>
+          <w:rFonts w:ascii="Garamond" w:hAnsi="Garamond"/>
+          <w:b/>
+          <w:bCs/>
+          <w:sz w:val="22"/>
+          <w:szCs w:val="22"/>
+        </w:rPr>
+        <w:tab/>
+      </w:r>
+      <w:r>
+        <w:rPr>
+          <w:rFonts w:ascii="Garamond" w:hAnsi="Garamond"/>
+          <w:b/>
+          <w:bCs/>
+          <w:sz w:val="22"/>
+          <w:szCs w:val="22"/>
+        </w:rPr>
+        <w:tab/>
+      </w:r>
+      <w:r>
+        <w:rPr>
+          <w:rFonts w:ascii="Garamond" w:hAnsi="Garamond"/>
+          <w:b/>
+          <w:bCs/>
+          <w:sz w:val="22"/>
+          <w:szCs w:val="22"/>
+        </w:rPr>
+        <w:tab/>
+      </w:r>
+      <w:r>
+        <w:rPr>
+          <w:rFonts w:ascii="Garamond" w:hAnsi="Garamond"/>
+          <w:b/>
+          <w:bCs/>
+          <w:sz w:val="22"/>
+          <w:szCs w:val="22"/>
+        </w:rPr>
+        <w:tab/>
+      </w:r>
+      <w:r>
+        <w:rPr>
+          <w:rFonts w:ascii="Garamond" w:hAnsi="Garamond"/>
+          <w:b/>
+          <w:bCs/>
+          <w:sz w:val="22"/>
+          <w:szCs w:val="22"/>
+        </w:rPr>
+        <w:tab/>
+      </w:r>
+      <w:r>
+        <w:rPr>
+          <w:rFonts w:ascii="Garamond" w:hAnsi="Garamond"/>
+          <w:b/>
+          <w:bCs/>
+          <w:sz w:val="22"/>
+          <w:szCs w:val="22"/>
+        </w:rPr>
+        <w:tab/>
+        <w:t xml:space="preserve">                      </w:t>
+      </w:r>
+      <w:r>
+        <w:rPr>
+          <w:rFonts w:ascii="Garamond" w:hAnsi="Garamond"/>
+          <w:b/>
+          <w:bCs/>
+          <w:sz w:val="22"/>
+          <w:szCs w:val="22"/>
+        </w:rPr>
+        <w:t xml:space="preserve">     </w:t>
+      </w:r>
+      <w:r>
+        <w:rPr>
+          <w:rFonts w:ascii="Garamond" w:hAnsi="Garamond"/>
+          <w:b/>
+          <w:bCs/>
+          <w:sz w:val="22"/>
+          <w:szCs w:val="22"/>
+        </w:rPr>
+        <w:t xml:space="preserve">December 2025 – </w:t>
+      </w:r>
+      <w:r>
+        <w:rPr>
+          <w:rFonts w:ascii="Garamond" w:hAnsi="Garamond"/>
+          <w:b/>
+          <w:bCs/>
+          <w:sz w:val="22"/>
+          <w:szCs w:val="22"/>
+        </w:rPr>
+        <w:t>August</w:t>
+      </w:r>
+      <w:r>
+        <w:rPr>
+          <w:rFonts w:ascii="Garamond" w:hAnsi="Garamond"/>
+          <w:b/>
+          <w:bCs/>
+          <w:sz w:val="22"/>
+          <w:szCs w:val="22"/>
+        </w:rPr>
+        <w:t xml:space="preserve"> 202</w:t>
+      </w:r>
+      <w:r>
+        <w:rPr>
+          <w:rFonts w:ascii="Garamond" w:hAnsi="Garamond"/>
+          <w:b/>
+          <w:bCs/>
+          <w:sz w:val="22"/>
+          <w:szCs w:val="22"/>
+        </w:rPr>
+        <w:t>9</w:t>
+      </w:r>
+    </w:p>
+    <w:p>
+      <w:pPr>
+        <w:pStyle w:val="Default"/>
+        <w:rPr>
+          <w:rFonts w:ascii="Garamond" w:hAnsi="Garamond"/>
+          <w:b/>
+          <w:bCs/>
+          <w:color w:val="auto"/>
+          <w:sz w:val="18"/>
+          <w:szCs w:val="22"/>
+        </w:rPr>
+      </w:pPr>
+      <w:r>
+        <w:rPr>
+          <w:rFonts w:ascii="Garamond" w:hAnsi="Garamond"/>
+          <w:b/>
+          <w:bCs/>
+          <w:color w:val="auto"/>
+          <w:sz w:val="22"/>
+          <w:szCs w:val="22"/>
+        </w:rPr>
+        <w:t xml:space="preserve">CompTIA A+                                                                                                                        </w:t>
+      </w:r>
+      <w:r>
+        <w:rPr>
+          <w:rFonts w:ascii="Garamond" w:hAnsi="Garamond"/>
+          <w:b/>
+          <w:bCs/>
+          <w:color w:val="auto"/>
+          <w:sz w:val="22"/>
+          <w:szCs w:val="22"/>
+        </w:rPr>
+        <w:t xml:space="preserve">    </w:t>
+      </w:r>
+      <w:r>
+        <w:rPr>
+          <w:rFonts w:ascii="Garamond" w:hAnsi="Garamond"/>
+          <w:b/>
+          <w:bCs/>
+          <w:color w:val="auto"/>
+          <w:sz w:val="22"/>
+          <w:szCs w:val="22"/>
+        </w:rPr>
+        <w:t xml:space="preserve">February 2025 – </w:t>
+      </w:r>
+      <w:r>
+        <w:rPr>
+          <w:rFonts w:ascii="Garamond" w:hAnsi="Garamond"/>
+          <w:b/>
+          <w:bCs/>
+          <w:sz w:val="22"/>
+          <w:szCs w:val="22"/>
+        </w:rPr>
+        <w:t>August</w:t>
+      </w:r>
+      <w:r>
+        <w:rPr>
+          <w:rFonts w:ascii="Garamond" w:hAnsi="Garamond"/>
+          <w:b/>
+          <w:bCs/>
+          <w:sz w:val="22"/>
+          <w:szCs w:val="22"/>
+        </w:rPr>
+        <w:t xml:space="preserve"> 202</w:t>
+      </w:r>
+      <w:r>
+        <w:rPr>
+          <w:rFonts w:ascii="Garamond" w:hAnsi="Garamond"/>
+          <w:b/>
+          <w:bCs/>
+          <w:sz w:val="22"/>
+          <w:szCs w:val="22"/>
+        </w:rPr>
+        <w:t>9</w:t>
       </w:r>
     </w:p>
     <w:p>
@@ -1858,7 +2154,7 @@
 </file>
 
 <file path=word/endnotes.xml><?xml version="1.0" encoding="utf-8"?>
-<w:endnotes xmlns:wpc="http://schemas.microsoft.com/office/word/2010/wordprocessingCanvas" xmlns:cx="http://schemas.microsoft.com/office/drawing/2014/chartex" xmlns:cx1="http://schemas.microsoft.com/office/drawing/2015/9/8/chartex" xmlns:cx2="http://schemas.microsoft.com/office/drawing/2015/10/21/chartex" xmlns:cx3="http://schemas.microsoft.com/office/drawing/2016/5/9/chartex" xmlns:cx4="http://schemas.microsoft.com/office/drawing/2016/5/10/chartex" xmlns:cx5="http://schemas.microsoft.com/office/drawing/2016/5/11/chartex" xmlns:cx6="http://schemas.microsoft.com/office/drawing/2016/5/12/chartex" xmlns:cx7="http://schemas.microsoft.com/office/drawing/2016/5/13/chartex" xmlns:cx8="http://schemas.microsoft.com/office/drawing/2016/5/14/chartex" xmlns:mc="http://schemas.openxmlformats.org/markup-compatibility/2006" xmlns:aink="http://schemas.microsoft.com/office/drawing/2016/ink" xmlns:am3d="http://schemas.microsoft.com/office/drawing/2017/model3d" xmlns:o="urn:schemas-microsoft-com:office:office" xmlns:oel="http://schemas.microsoft.com/office/2019/extlst" xmlns:r="http://schemas.openxmlformats.org/officeDocument/2006/relationships" xmlns:m="http://schemas.openxmlformats.org/officeDocument/2006/math" xmlns:v="urn:schemas-microsoft-com:vml" xmlns:wp14="http://schemas.microsoft.com/office/word/2010/wordprocessingDrawing" xmlns:wp="http://schemas.openxmlformats.org/drawingml/2006/wordprocessingDrawing" xmlns:w10="urn:schemas-microsoft-com:office:word" xmlns:w="http://schemas.openxmlformats.org/wordprocessingml/2006/main" xmlns:w14="http://schemas.microsoft.com/office/word/2010/wordml" xmlns:w15="http://schemas.microsoft.com/office/word/2012/wordml" xmlns:w16cex="http://schemas.microsoft.com/office/word/2018/wordml/cex" xmlns:w16cid="http://schemas.microsoft.com/office/word/2016/wordml/cid" xmlns:w16="http://schemas.microsoft.com/office/word/2018/wordml" xmlns:w16du="http://schemas.microsoft.com/office/word/2023/wordml/word16du" xmlns:w16sdtdh="http://schemas.microsoft.com/office/word/2020/wordml/sdtdatahash" xmlns:w16sdtfl="http://schemas.microsoft.com/office/word/2024/wordml/sdtformatlock" xmlns:w16se="http://schemas.microsoft.com/office/word/2015/wordml/symex" xmlns:wpg="http://schemas.microsoft.com/office/word/2010/wordprocessingGroup" xmlns:wpi="http://schemas.microsoft.com/office/word/2010/wordprocessingInk" xmlns:wne="http://schemas.microsoft.com/office/word/2006/wordml" xmlns:wps="http://schemas.microsoft.com/office/word/2010/wordprocessingShape" mc:Ignorable="w14 w15 w16se w16cid w16 w16cex w16sdtdh w16sdtfl w16du wp14">
+<w:endnotes xmlns:wpc="http://schemas.microsoft.com/office/word/2010/wordprocessingCanvas" xmlns:cx="http://schemas.microsoft.com/office/drawing/2014/chartex" xmlns:cx1="http://schemas.microsoft.com/office/drawing/2015/9/8/chartex" xmlns:cx2="http://schemas.microsoft.com/office/drawing/2015/10/21/chartex" xmlns:cx3="http://schemas.microsoft.com/office/drawing/2016/5/9/chartex" xmlns:cx4="http://schemas.microsoft.com/office/drawing/2016/5/10/chartex" xmlns:cx5="http://schemas.microsoft.com/office/drawing/2016/5/11/chartex" xmlns:cx6="http://schemas.microsoft.com/office/drawing/2016/5/12/chartex" xmlns:cx7="http://schemas.microsoft.com/office/drawing/2016/5/13/chartex" xmlns:cx8="http://schemas.microsoft.com/office/drawing/2016/5/14/chartex" xmlns:mc="http://schemas.openxmlformats.org/markup-compatibility/2006" xmlns:aink="http://schemas.microsoft.com/office/drawing/2016/ink" xmlns:am3d="http://schemas.microsoft.com/office/drawing/2017/model3d" xmlns:o="urn:schemas-microsoft-com:office:office" xmlns:oel="http://schemas.microsoft.com/office/2019/extlst" xmlns:r="http://schemas.openxmlformats.org/officeDocument/2006/relationships" xmlns:m="http://schemas.openxmlformats.org/officeDocument/2006/math" xmlns:v="urn:schemas-microsoft-com:vml" xmlns:wp14="http://schemas.microsoft.com/office/word/2010/wordprocessingDrawing" xmlns:wp="http://schemas.openxmlformats.org/drawingml/2006/wordprocessingDrawing" xmlns:w10="urn:schemas-microsoft-com:office:word" xmlns:w="http://schemas.openxmlformats.org/wordprocessingml/2006/main" xmlns:w14="http://schemas.microsoft.com/office/word/2010/wordml" xmlns:w15="http://schemas.microsoft.com/office/word/2012/wordml" xmlns:w16cei="http://schemas.microsoft.com/office/word/2026/wordml/cei" xmlns:w16cex="http://schemas.microsoft.com/office/word/2018/wordml/cex" xmlns:w16cid="http://schemas.microsoft.com/office/word/2016/wordml/cid" xmlns:w16="http://schemas.microsoft.com/office/word/2018/wordml" xmlns:w16du="http://schemas.microsoft.com/office/word/2023/wordml/word16du" xmlns:w16sdtdh="http://schemas.microsoft.com/office/word/2020/wordml/sdtdatahash" xmlns:w16sdtfl="http://schemas.microsoft.com/office/word/2024/wordml/sdtformatlock" xmlns:w16se="http://schemas.microsoft.com/office/word/2015/wordml/symex" xmlns:wpg="http://schemas.microsoft.com/office/word/2010/wordprocessingGroup" xmlns:wpi="http://schemas.microsoft.com/office/word/2010/wordprocessingInk" xmlns:wne="http://schemas.microsoft.com/office/word/2006/wordml" xmlns:wps="http://schemas.microsoft.com/office/word/2010/wordprocessingShape" mc:Ignorable="w14 w15 w16se w16cid w16 w16cex w16sdtdh w16sdtfl w16du wp14">
   <w:endnote w:type="separator" w:id="-1">
     <w:p>
       <w:r>
@@ -1877,7 +2173,7 @@
 </file>
 
 <file path=word/footnotes.xml><?xml version="1.0" encoding="utf-8"?>
-<w:footnotes xmlns:wpc="http://schemas.microsoft.com/office/word/2010/wordprocessingCanvas" xmlns:cx="http://schemas.microsoft.com/office/drawing/2014/chartex" xmlns:cx1="http://schemas.microsoft.com/office/drawing/2015/9/8/chartex" xmlns:cx2="http://schemas.microsoft.com/office/drawing/2015/10/21/chartex" xmlns:cx3="http://schemas.microsoft.com/office/drawing/2016/5/9/chartex" xmlns:cx4="http://schemas.microsoft.com/office/drawing/2016/5/10/chartex" xmlns:cx5="http://schemas.microsoft.com/office/drawing/2016/5/11/chartex" xmlns:cx6="http://schemas.microsoft.com/office/drawing/2016/5/12/chartex" xmlns:cx7="http://schemas.microsoft.com/office/drawing/2016/5/13/chartex" xmlns:cx8="http://schemas.microsoft.com/office/drawing/2016/5/14/chartex" xmlns:mc="http://schemas.openxmlformats.org/markup-compatibility/2006" xmlns:aink="http://schemas.microsoft.com/office/drawing/2016/ink" xmlns:am3d="http://schemas.microsoft.com/office/drawing/2017/model3d" xmlns:o="urn:schemas-microsoft-com:office:office" xmlns:oel="http://schemas.microsoft.com/office/2019/extlst" xmlns:r="http://schemas.openxmlformats.org/officeDocument/2006/relationships" xmlns:m="http://schemas.openxmlformats.org/officeDocument/2006/math" xmlns:v="urn:schemas-microsoft-com:vml" xmlns:wp14="http://schemas.microsoft.com/office/word/2010/wordprocessingDrawing" xmlns:wp="http://schemas.openxmlformats.org/drawingml/2006/wordprocessingDrawing" xmlns:w10="urn:schemas-microsoft-com:office:word" xmlns:w="http://schemas.openxmlformats.org/wordprocessingml/2006/main" xmlns:w14="http://schemas.microsoft.com/office/word/2010/wordml" xmlns:w15="http://schemas.microsoft.com/office/word/2012/wordml" xmlns:w16cex="http://schemas.microsoft.com/office/word/2018/wordml/cex" xmlns:w16cid="http://schemas.microsoft.com/office/word/2016/wordml/cid" xmlns:w16="http://schemas.microsoft.com/office/word/2018/wordml" xmlns:w16du="http://schemas.microsoft.com/office/word/2023/wordml/word16du" xmlns:w16sdtdh="http://schemas.microsoft.com/office/word/2020/wordml/sdtdatahash" xmlns:w16sdtfl="http://schemas.microsoft.com/office/word/2024/wordml/sdtformatlock" xmlns:w16se="http://schemas.microsoft.com/office/word/2015/wordml/symex" xmlns:wpg="http://schemas.microsoft.com/office/word/2010/wordprocessingGroup" xmlns:wpi="http://schemas.microsoft.com/office/word/2010/wordprocessingInk" xmlns:wne="http://schemas.microsoft.com/office/word/2006/wordml" xmlns:wps="http://schemas.microsoft.com/office/word/2010/wordprocessingShape" mc:Ignorable="w14 w15 w16se w16cid w16 w16cex w16sdtdh w16sdtfl w16du wp14">
+<w:footnotes xmlns:wpc="http://schemas.microsoft.com/office/word/2010/wordprocessingCanvas" xmlns:cx="http://schemas.microsoft.com/office/drawing/2014/chartex" xmlns:cx1="http://schemas.microsoft.com/office/drawing/2015/9/8/chartex" xmlns:cx2="http://schemas.microsoft.com/office/drawing/2015/10/21/chartex" xmlns:cx3="http://schemas.microsoft.com/office/drawing/2016/5/9/chartex" xmlns:cx4="http://schemas.microsoft.com/office/drawing/2016/5/10/chartex" xmlns:cx5="http://schemas.microsoft.com/office/drawing/2016/5/11/chartex" xmlns:cx6="http://schemas.microsoft.com/office/drawing/2016/5/12/chartex" xmlns:cx7="http://schemas.microsoft.com/office/drawing/2016/5/13/chartex" xmlns:cx8="http://schemas.microsoft.com/office/drawing/2016/5/14/chartex" xmlns:mc="http://schemas.openxmlformats.org/markup-compatibility/2006" xmlns:aink="http://schemas.microsoft.com/office/drawing/2016/ink" xmlns:am3d="http://schemas.microsoft.com/office/drawing/2017/model3d" xmlns:o="urn:schemas-microsoft-com:office:office" xmlns:oel="http://schemas.microsoft.com/office/2019/extlst" xmlns:r="http://schemas.openxmlformats.org/officeDocument/2006/relationships" xmlns:m="http://schemas.openxmlformats.org/officeDocument/2006/math" xmlns:v="urn:schemas-microsoft-com:vml" xmlns:wp14="http://schemas.microsoft.com/office/word/2010/wordprocessingDrawing" xmlns:wp="http://schemas.openxmlformats.org/drawingml/2006/wordprocessingDrawing" xmlns:w10="urn:schemas-microsoft-com:office:word" xmlns:w="http://schemas.openxmlformats.org/wordprocessingml/2006/main" xmlns:w14="http://schemas.microsoft.com/office/word/2010/wordml" xmlns:w15="http://schemas.microsoft.com/office/word/2012/wordml" xmlns:w16cei="http://schemas.microsoft.com/office/word/2026/wordml/cei" xmlns:w16cex="http://schemas.microsoft.com/office/word/2018/wordml/cex" xmlns:w16cid="http://schemas.microsoft.com/office/word/2016/wordml/cid" xmlns:w16="http://schemas.microsoft.com/office/word/2018/wordml" xmlns:w16du="http://schemas.microsoft.com/office/word/2023/wordml/word16du" xmlns:w16sdtdh="http://schemas.microsoft.com/office/word/2020/wordml/sdtdatahash" xmlns:w16sdtfl="http://schemas.microsoft.com/office/word/2024/wordml/sdtformatlock" xmlns:w16se="http://schemas.microsoft.com/office/word/2015/wordml/symex" xmlns:wpg="http://schemas.microsoft.com/office/word/2010/wordprocessingGroup" xmlns:wpi="http://schemas.microsoft.com/office/word/2010/wordprocessingInk" xmlns:wne="http://schemas.microsoft.com/office/word/2006/wordml" xmlns:wps="http://schemas.microsoft.com/office/word/2010/wordprocessingShape" mc:Ignorable="w14 w15 w16se w16cid w16 w16cex w16sdtdh w16sdtfl w16du wp14">
   <w:footnote w:type="separator" w:id="-1">
     <w:p>
       <w:r>
@@ -1896,7 +2192,7 @@
 </file>
 
 <file path=word/numbering.xml><?xml version="1.0" encoding="utf-8"?>
-<w:numbering xmlns:wpc="http://schemas.microsoft.com/office/word/2010/wordprocessingCanvas" xmlns:cx="http://schemas.microsoft.com/office/drawing/2014/chartex" xmlns:cx1="http://schemas.microsoft.com/office/drawing/2015/9/8/chartex" xmlns:cx2="http://schemas.microsoft.com/office/drawing/2015/10/21/chartex" xmlns:cx3="http://schemas.microsoft.com/office/drawing/2016/5/9/chartex" xmlns:cx4="http://schemas.microsoft.com/office/drawing/2016/5/10/chartex" xmlns:cx5="http://schemas.microsoft.com/office/drawing/2016/5/11/chartex" xmlns:cx6="http://schemas.microsoft.com/office/drawing/2016/5/12/chartex" xmlns:cx7="http://schemas.microsoft.com/office/drawing/2016/5/13/chartex" xmlns:cx8="http://schemas.microsoft.com/office/drawing/2016/5/14/chartex" xmlns:mc="http://schemas.openxmlformats.org/markup-compatibility/2006" xmlns:aink="http://schemas.microsoft.com/office/drawing/2016/ink" xmlns:am3d="http://schemas.microsoft.com/office/drawing/2017/model3d" xmlns:o="urn:schemas-microsoft-com:office:office" xmlns:oel="http://schemas.microsoft.com/office/2019/extlst" xmlns:r="http://schemas.openxmlformats.org/officeDocument/2006/relationships" xmlns:m="http://schemas.openxmlformats.org/officeDocument/2006/math" xmlns:v="urn:schemas-microsoft-com:vml" xmlns:wp14="http://schemas.microsoft.com/office/word/2010/wordprocessingDrawing" xmlns:wp="http://schemas.openxmlformats.org/drawingml/2006/wordprocessingDrawing" xmlns:w10="urn:schemas-microsoft-com:office:word" xmlns:w="http://schemas.openxmlformats.org/wordprocessingml/2006/main" xmlns:w14="http://schemas.microsoft.com/office/word/2010/wordml" xmlns:w15="http://schemas.microsoft.com/office/word/2012/wordml" xmlns:w16cex="http://schemas.microsoft.com/office/word/2018/wordml/cex" xmlns:w16cid="http://schemas.microsoft.com/office/word/2016/wordml/cid" xmlns:w16="http://schemas.microsoft.com/office/word/2018/wordml" xmlns:w16du="http://schemas.microsoft.com/office/word/2023/wordml/word16du" xmlns:w16sdtdh="http://schemas.microsoft.com/office/word/2020/wordml/sdtdatahash" xmlns:w16sdtfl="http://schemas.microsoft.com/office/word/2024/wordml/sdtformatlock" xmlns:w16se="http://schemas.microsoft.com/office/word/2015/wordml/symex" xmlns:wpg="http://schemas.microsoft.com/office/word/2010/wordprocessingGroup" xmlns:wpi="http://schemas.microsoft.com/office/word/2010/wordprocessingInk" xmlns:wne="http://schemas.microsoft.com/office/word/2006/wordml" xmlns:wps="http://schemas.microsoft.com/office/word/2010/wordprocessingShape" mc:Ignorable="w14 w15 w16se w16cid w16 w16cex w16sdtdh w16sdtfl w16du wp14">
+<w:numbering xmlns:wpc="http://schemas.microsoft.com/office/word/2010/wordprocessingCanvas" xmlns:cx="http://schemas.microsoft.com/office/drawing/2014/chartex" xmlns:cx1="http://schemas.microsoft.com/office/drawing/2015/9/8/chartex" xmlns:cx2="http://schemas.microsoft.com/office/drawing/2015/10/21/chartex" xmlns:cx3="http://schemas.microsoft.com/office/drawing/2016/5/9/chartex" xmlns:cx4="http://schemas.microsoft.com/office/drawing/2016/5/10/chartex" xmlns:cx5="http://schemas.microsoft.com/office/drawing/2016/5/11/chartex" xmlns:cx6="http://schemas.microsoft.com/office/drawing/2016/5/12/chartex" xmlns:cx7="http://schemas.microsoft.com/office/drawing/2016/5/13/chartex" xmlns:cx8="http://schemas.microsoft.com/office/drawing/2016/5/14/chartex" xmlns:mc="http://schemas.openxmlformats.org/markup-compatibility/2006" xmlns:aink="http://schemas.microsoft.com/office/drawing/2016/ink" xmlns:am3d="http://schemas.microsoft.com/office/drawing/2017/model3d" xmlns:o="urn:schemas-microsoft-com:office:office" xmlns:oel="http://schemas.microsoft.com/office/2019/extlst" xmlns:r="http://schemas.openxmlformats.org/officeDocument/2006/relationships" xmlns:m="http://schemas.openxmlformats.org/officeDocument/2006/math" xmlns:v="urn:schemas-microsoft-com:vml" xmlns:wp14="http://schemas.microsoft.com/office/word/2010/wordprocessingDrawing" xmlns:wp="http://schemas.openxmlformats.org/drawingml/2006/wordprocessingDrawing" xmlns:w10="urn:schemas-microsoft-com:office:word" xmlns:w="http://schemas.openxmlformats.org/wordprocessingml/2006/main" xmlns:w14="http://schemas.microsoft.com/office/word/2010/wordml" xmlns:w15="http://schemas.microsoft.com/office/word/2012/wordml" xmlns:w16cei="http://schemas.microsoft.com/office/word/2026/wordml/cei" xmlns:w16cex="http://schemas.microsoft.com/office/word/2018/wordml/cex" xmlns:w16cid="http://schemas.microsoft.com/office/word/2016/wordml/cid" xmlns:w16="http://schemas.microsoft.com/office/word/2018/wordml" xmlns:w16du="http://schemas.microsoft.com/office/word/2023/wordml/word16du" xmlns:w16sdtdh="http://schemas.microsoft.com/office/word/2020/wordml/sdtdatahash" xmlns:w16sdtfl="http://schemas.microsoft.com/office/word/2024/wordml/sdtformatlock" xmlns:w16se="http://schemas.microsoft.com/office/word/2015/wordml/symex" xmlns:wpg="http://schemas.microsoft.com/office/word/2010/wordprocessingGroup" xmlns:wpi="http://schemas.microsoft.com/office/word/2010/wordprocessingInk" xmlns:wne="http://schemas.microsoft.com/office/word/2006/wordml" xmlns:wps="http://schemas.microsoft.com/office/word/2010/wordprocessingShape" mc:Ignorable="w14 w15 w16se w16cid w16 w16cex w16sdtdh w16sdtfl w16du wp14">
   <w:abstractNum w:abstractNumId="0" w15:restartNumberingAfterBreak="0">
     <w:nsid w:val="02C450BF"/>
     <w:multiLevelType w:val="hybridMultilevel"/>
